--- a/AvancementJournalier.docx
+++ b/AvancementJournalier.docx
@@ -8,33 +8,26 @@
           <w:b/>
           <w:bCs/>
           <w:u w:val="single"/>
-        </w:rPr>
-      </w:pPr>
-      <w:proofErr w:type="spellStart"/>
-      <w:r>
-        <w:rPr>
-          <w:b/>
-          <w:bCs/>
-          <w:u w:val="single"/>
-        </w:rPr>
-        <w:t>Mardi</w:t>
-      </w:r>
-      <w:proofErr w:type="spellEnd"/>
-      <w:r>
-        <w:rPr>
-          <w:b/>
-          <w:bCs/>
-          <w:u w:val="single"/>
-        </w:rPr>
-        <w:t xml:space="preserve"> 02 / 09</w:t>
-      </w:r>
-      <w:r>
-        <w:rPr>
-          <w:b/>
-          <w:bCs/>
-          <w:u w:val="single"/>
-        </w:rPr>
-        <w:t>:</w:t>
+          <w:lang w:val="fr-FR"/>
+        </w:rPr>
+      </w:pPr>
+      <w:r>
+        <w:rPr>
+          <w:b/>
+          <w:bCs/>
+          <w:u w:val="single"/>
+          <w:lang w:val="fr-FR"/>
+        </w:rPr>
+        <w:t xml:space="preserve">Mardi 02 / </w:t>
+      </w:r>
+      <w:r>
+        <w:rPr>
+          <w:b/>
+          <w:bCs/>
+          <w:u w:val="single"/>
+          <w:lang w:val="fr-FR"/>
+        </w:rPr>
+        <w:t>09 :</w:t>
       </w:r>
     </w:p>
     <w:p>
@@ -142,6 +135,42 @@
           <w:lang w:val="fr-FR"/>
         </w:rPr>
       </w:pPr>
+      <w:r>
+        <w:rPr>
+          <w:lang w:val="fr-FR"/>
+        </w:rPr>
+        <w:t xml:space="preserve">Définition du projet, d’un Etat de l’art et des IA multimodale ainsi que des recherches sur les outils déjà existants. </w:t>
+      </w:r>
+    </w:p>
+    <w:p>
+      <w:pPr>
+        <w:pStyle w:val="Paragraphedeliste"/>
+        <w:numPr>
+          <w:ilvl w:val="0"/>
+          <w:numId w:val="1"/>
+        </w:numPr>
+        <w:rPr>
+          <w:lang w:val="fr-FR"/>
+        </w:rPr>
+      </w:pPr>
+      <w:r>
+        <w:rPr>
+          <w:lang w:val="fr-FR"/>
+        </w:rPr>
+        <w:t xml:space="preserve">Pour les outils déjà existant beaucoup de choses extraordinaires comme la création de plan directement par téléphone ou les métrés à partir de plan PDF. </w:t>
+      </w:r>
+    </w:p>
+    <w:p>
+      <w:pPr>
+        <w:pStyle w:val="Paragraphedeliste"/>
+        <w:numPr>
+          <w:ilvl w:val="0"/>
+          <w:numId w:val="1"/>
+        </w:numPr>
+        <w:rPr>
+          <w:lang w:val="fr-FR"/>
+        </w:rPr>
+      </w:pPr>
     </w:p>
     <w:p>
       <w:pPr>
@@ -183,6 +212,60 @@
     </w:p>
     <w:p>
       <w:pPr>
+        <w:pStyle w:val="Paragraphedeliste"/>
+        <w:numPr>
+          <w:ilvl w:val="0"/>
+          <w:numId w:val="1"/>
+        </w:numPr>
+        <w:rPr>
+          <w:lang w:val="fr-FR"/>
+        </w:rPr>
+      </w:pPr>
+      <w:r>
+        <w:rPr>
+          <w:lang w:val="fr-FR"/>
+        </w:rPr>
+        <w:t xml:space="preserve">Faire le plan pour la création de l’état de l’art </w:t>
+      </w:r>
+    </w:p>
+    <w:p>
+      <w:pPr>
+        <w:pStyle w:val="Paragraphedeliste"/>
+        <w:numPr>
+          <w:ilvl w:val="0"/>
+          <w:numId w:val="1"/>
+        </w:numPr>
+        <w:rPr>
+          <w:lang w:val="fr-FR"/>
+        </w:rPr>
+      </w:pPr>
+      <w:r>
+        <w:rPr>
+          <w:lang w:val="fr-FR"/>
+        </w:rPr>
+        <w:t>Commencer les recherches de ce qui existe</w:t>
+      </w:r>
+    </w:p>
+    <w:p>
+      <w:pPr>
+        <w:pStyle w:val="Paragraphedeliste"/>
+        <w:numPr>
+          <w:ilvl w:val="0"/>
+          <w:numId w:val="1"/>
+        </w:numPr>
+        <w:rPr>
+          <w:lang w:val="fr-FR"/>
+        </w:rPr>
+      </w:pPr>
+      <w:r>
+        <w:rPr>
+          <w:lang w:val="fr-FR"/>
+        </w:rPr>
+        <w:t>Trouver les limites de ce qui existe</w:t>
+      </w:r>
+    </w:p>
+    <w:p>
+      <w:pPr>
         <w:rPr>
           <w:lang w:val="fr-FR"/>
         </w:rPr>
@@ -196,10 +279,39 @@
     </w:p>
     <w:p>
       <w:pPr>
-        <w:rPr>
-          <w:lang w:val="fr-FR"/>
-        </w:rPr>
-      </w:pPr>
+        <w:pStyle w:val="Paragraphedeliste"/>
+        <w:numPr>
+          <w:ilvl w:val="0"/>
+          <w:numId w:val="1"/>
+        </w:numPr>
+        <w:rPr>
+          <w:lang w:val="fr-FR"/>
+        </w:rPr>
+      </w:pPr>
+      <w:r>
+        <w:rPr>
+          <w:lang w:val="fr-FR"/>
+        </w:rPr>
+        <w:t>Lecture d’articles sur les IA multimodaux</w:t>
+      </w:r>
+    </w:p>
+    <w:p>
+      <w:pPr>
+        <w:pStyle w:val="Paragraphedeliste"/>
+        <w:numPr>
+          <w:ilvl w:val="0"/>
+          <w:numId w:val="1"/>
+        </w:numPr>
+        <w:rPr>
+          <w:lang w:val="fr-FR"/>
+        </w:rPr>
+      </w:pPr>
+      <w:r>
+        <w:rPr>
+          <w:lang w:val="fr-FR"/>
+        </w:rPr>
+        <w:t xml:space="preserve">Commencer la rédaction de l’état de l’art </w:t>
+      </w:r>
     </w:p>
     <w:p>
       <w:pPr>
@@ -226,7 +338,16 @@
           <w:u w:val="single"/>
           <w:lang w:val="fr-FR"/>
         </w:rPr>
-        <w:t>03</w:t>
+        <w:t>0</w:t>
+      </w:r>
+      <w:r>
+        <w:rPr>
+          <w:b/>
+          <w:bCs/>
+          <w:u w:val="single"/>
+          <w:lang w:val="fr-FR"/>
+        </w:rPr>
+        <w:t>4</w:t>
       </w:r>
       <w:r>
         <w:rPr>
@@ -259,6 +380,68 @@
     </w:p>
     <w:p>
       <w:pPr>
+        <w:pStyle w:val="Paragraphedeliste"/>
+        <w:numPr>
+          <w:ilvl w:val="0"/>
+          <w:numId w:val="1"/>
+        </w:numPr>
+        <w:rPr>
+          <w:lang w:val="fr-FR"/>
+        </w:rPr>
+      </w:pPr>
+      <w:r>
+        <w:rPr>
+          <w:lang w:val="fr-FR"/>
+        </w:rPr>
+        <w:t xml:space="preserve">Continuer la rédaction de l’état de l’art </w:t>
+      </w:r>
+    </w:p>
+    <w:p>
+      <w:pPr>
+        <w:pStyle w:val="Paragraphedeliste"/>
+        <w:numPr>
+          <w:ilvl w:val="0"/>
+          <w:numId w:val="1"/>
+        </w:numPr>
+        <w:rPr>
+          <w:lang w:val="fr-FR"/>
+        </w:rPr>
+      </w:pPr>
+      <w:r>
+        <w:rPr>
+          <w:lang w:val="fr-FR"/>
+        </w:rPr>
+        <w:t xml:space="preserve">Trouver/poser la problématique </w:t>
+      </w:r>
+    </w:p>
+    <w:p>
+      <w:pPr>
+        <w:pStyle w:val="Paragraphedeliste"/>
+        <w:numPr>
+          <w:ilvl w:val="0"/>
+          <w:numId w:val="1"/>
+        </w:numPr>
+        <w:rPr>
+          <w:lang w:val="fr-FR"/>
+        </w:rPr>
+      </w:pPr>
+      <w:proofErr w:type="gramStart"/>
+      <w:r>
+        <w:rPr>
+          <w:lang w:val="fr-FR"/>
+        </w:rPr>
+        <w:t>Faire</w:t>
+      </w:r>
+      <w:proofErr w:type="gramEnd"/>
+      <w:r>
+        <w:rPr>
+          <w:lang w:val="fr-FR"/>
+        </w:rPr>
+        <w:t xml:space="preserve"> des recherches sur ce qu’il existe déjà </w:t>
+      </w:r>
+    </w:p>
+    <w:p>
+      <w:pPr>
         <w:rPr>
           <w:lang w:val="fr-FR"/>
         </w:rPr>
@@ -272,10 +455,21 @@
     </w:p>
     <w:p>
       <w:pPr>
-        <w:rPr>
-          <w:lang w:val="fr-FR"/>
-        </w:rPr>
-      </w:pPr>
+        <w:pStyle w:val="Paragraphedeliste"/>
+        <w:numPr>
+          <w:ilvl w:val="0"/>
+          <w:numId w:val="1"/>
+        </w:numPr>
+        <w:rPr>
+          <w:lang w:val="fr-FR"/>
+        </w:rPr>
+      </w:pPr>
+      <w:r>
+        <w:rPr>
+          <w:lang w:val="fr-FR"/>
+        </w:rPr>
+        <w:t xml:space="preserve">Identification du document base </w:t>
+      </w:r>
     </w:p>
     <w:p>
       <w:pPr>
@@ -302,7 +496,25 @@
           <w:u w:val="single"/>
           <w:lang w:val="fr-FR"/>
         </w:rPr>
-        <w:t xml:space="preserve"> 03/09 :</w:t>
+        <w:t xml:space="preserve"> 0</w:t>
+      </w:r>
+      <w:r>
+        <w:rPr>
+          <w:b/>
+          <w:bCs/>
+          <w:u w:val="single"/>
+          <w:lang w:val="fr-FR"/>
+        </w:rPr>
+        <w:t>5</w:t>
+      </w:r>
+      <w:r>
+        <w:rPr>
+          <w:b/>
+          <w:bCs/>
+          <w:u w:val="single"/>
+          <w:lang w:val="fr-FR"/>
+        </w:rPr>
+        <w:t>/09 :</w:t>
       </w:r>
     </w:p>
     <w:p>
@@ -326,37 +538,4953 @@
     </w:p>
     <w:p>
       <w:pPr>
-        <w:rPr>
-          <w:lang w:val="fr-FR"/>
-        </w:rPr>
-      </w:pPr>
-      <w:r>
-        <w:rPr>
-          <w:lang w:val="fr-FR"/>
-        </w:rPr>
+        <w:pStyle w:val="Paragraphedeliste"/>
+        <w:numPr>
+          <w:ilvl w:val="0"/>
+          <w:numId w:val="1"/>
+        </w:numPr>
+        <w:rPr>
+          <w:lang w:val="fr-FR"/>
+        </w:rPr>
+      </w:pPr>
+      <w:r>
+        <w:rPr>
+          <w:lang w:val="fr-FR"/>
+        </w:rPr>
+        <w:t>Continuer la lecture de l’article « </w:t>
+      </w:r>
+      <w:r>
+        <w:t xml:space="preserve">Multimodal Machine </w:t>
+      </w:r>
+      <w:proofErr w:type="spellStart"/>
+      <w:proofErr w:type="gramStart"/>
+      <w:r>
+        <w:t>Learning</w:t>
+      </w:r>
+      <w:proofErr w:type="spellEnd"/>
+      <w:r>
+        <w:t>:</w:t>
+      </w:r>
+      <w:proofErr w:type="gramEnd"/>
+      <w:r>
+        <w:t xml:space="preserve"> A </w:t>
+      </w:r>
+      <w:proofErr w:type="spellStart"/>
+      <w:r>
+        <w:t>Survey</w:t>
+      </w:r>
+      <w:proofErr w:type="spellEnd"/>
+      <w:r>
+        <w:t xml:space="preserve"> and </w:t>
+      </w:r>
+      <w:proofErr w:type="spellStart"/>
+      <w:r>
+        <w:t>Taxonomy</w:t>
+      </w:r>
+      <w:proofErr w:type="spellEnd"/>
+      <w:r>
+        <w:t xml:space="preserve">” </w:t>
+      </w:r>
+    </w:p>
+    <w:p>
+      <w:pPr>
+        <w:rPr>
+          <w:lang w:val="fr-FR"/>
+        </w:rPr>
+      </w:pPr>
+      <w:r>
+        <w:rPr>
+          <w:lang w:val="fr-FR"/>
+        </w:rPr>
+        <w:lastRenderedPageBreak/>
         <w:t>Ce que j’ai réalisé :</w:t>
       </w:r>
     </w:p>
     <w:p>
       <w:pPr>
-        <w:rPr>
-          <w:lang w:val="fr-FR"/>
-        </w:rPr>
-      </w:pPr>
-    </w:p>
-    <w:p>
-      <w:pPr>
-        <w:rPr>
-          <w:lang w:val="fr-FR"/>
-        </w:rPr>
-      </w:pPr>
-    </w:p>
-    <w:p>
-      <w:pPr>
-        <w:rPr>
-          <w:lang w:val="fr-FR"/>
-        </w:rPr>
-      </w:pPr>
+        <w:pStyle w:val="Paragraphedeliste"/>
+        <w:numPr>
+          <w:ilvl w:val="0"/>
+          <w:numId w:val="1"/>
+        </w:numPr>
+        <w:rPr>
+          <w:lang w:val="fr-FR"/>
+        </w:rPr>
+      </w:pPr>
+      <w:r>
+        <w:rPr>
+          <w:lang w:val="fr-FR"/>
+        </w:rPr>
+        <w:t>Avancement sur le documents « </w:t>
+      </w:r>
+      <w:r>
+        <w:t xml:space="preserve">Multimodal Machine </w:t>
+      </w:r>
+      <w:proofErr w:type="spellStart"/>
+      <w:proofErr w:type="gramStart"/>
+      <w:r>
+        <w:t>Learning</w:t>
+      </w:r>
+      <w:proofErr w:type="spellEnd"/>
+      <w:r>
+        <w:t>:</w:t>
+      </w:r>
+      <w:proofErr w:type="gramEnd"/>
+      <w:r>
+        <w:t xml:space="preserve"> A </w:t>
+      </w:r>
+      <w:proofErr w:type="spellStart"/>
+      <w:r>
+        <w:t>Survey</w:t>
+      </w:r>
+      <w:proofErr w:type="spellEnd"/>
+      <w:r>
+        <w:t xml:space="preserve"> and </w:t>
+      </w:r>
+      <w:proofErr w:type="spellStart"/>
+      <w:r>
+        <w:t>Taxonomy</w:t>
+      </w:r>
+      <w:proofErr w:type="spellEnd"/>
+      <w:r>
+        <w:t>”</w:t>
+      </w:r>
+    </w:p>
+    <w:p>
+      <w:pPr>
+        <w:rPr>
+          <w:lang w:val="fr-FR"/>
+        </w:rPr>
+      </w:pPr>
+    </w:p>
+    <w:p>
+      <w:pPr>
+        <w:rPr>
+          <w:lang w:val="fr-FR"/>
+        </w:rPr>
+      </w:pPr>
+    </w:p>
+    <w:p>
+      <w:pPr>
+        <w:rPr>
+          <w:b/>
+          <w:bCs/>
+          <w:u w:val="single"/>
+          <w:lang w:val="fr-FR"/>
+        </w:rPr>
+      </w:pPr>
+      <w:r>
+        <w:rPr>
+          <w:b/>
+          <w:bCs/>
+          <w:u w:val="single"/>
+          <w:lang w:val="fr-FR"/>
+        </w:rPr>
+        <w:t>Lundi</w:t>
+      </w:r>
+      <w:r>
+        <w:rPr>
+          <w:b/>
+          <w:bCs/>
+          <w:u w:val="single"/>
+          <w:lang w:val="fr-FR"/>
+        </w:rPr>
+        <w:t xml:space="preserve"> 0</w:t>
+      </w:r>
+      <w:r>
+        <w:rPr>
+          <w:b/>
+          <w:bCs/>
+          <w:u w:val="single"/>
+          <w:lang w:val="fr-FR"/>
+        </w:rPr>
+        <w:t>8</w:t>
+      </w:r>
+      <w:r>
+        <w:rPr>
+          <w:b/>
+          <w:bCs/>
+          <w:u w:val="single"/>
+          <w:lang w:val="fr-FR"/>
+        </w:rPr>
+        <w:t>/09 :</w:t>
+      </w:r>
+    </w:p>
+    <w:p>
+      <w:pPr>
+        <w:rPr>
+          <w:lang w:val="fr-FR"/>
+        </w:rPr>
+      </w:pPr>
+      <w:r>
+        <w:rPr>
+          <w:lang w:val="fr-FR"/>
+        </w:rPr>
+        <w:t>Ce que je vais faire</w:t>
+      </w:r>
+      <w:r>
+        <w:rPr>
+          <w:lang w:val="fr-FR"/>
+        </w:rPr>
+        <w:t> :</w:t>
+      </w:r>
+    </w:p>
+    <w:p>
+      <w:pPr>
+        <w:pStyle w:val="Paragraphedeliste"/>
+        <w:numPr>
+          <w:ilvl w:val="0"/>
+          <w:numId w:val="1"/>
+        </w:numPr>
+        <w:rPr>
+          <w:lang w:val="fr-FR"/>
+        </w:rPr>
+      </w:pPr>
+      <w:r>
+        <w:rPr>
+          <w:lang w:val="fr-FR"/>
+        </w:rPr>
+        <w:t>Effectuer</w:t>
+      </w:r>
+      <w:r>
+        <w:rPr>
+          <w:lang w:val="fr-FR"/>
+        </w:rPr>
+        <w:t xml:space="preserve"> des recherches sur </w:t>
+      </w:r>
+      <w:r>
+        <w:rPr>
+          <w:lang w:val="fr-FR"/>
+        </w:rPr>
+        <w:t>les différentes taxonomies</w:t>
+      </w:r>
+      <w:r>
+        <w:rPr>
+          <w:lang w:val="fr-FR"/>
+        </w:rPr>
+        <w:t xml:space="preserve"> de la multi modalité.</w:t>
+      </w:r>
+    </w:p>
+    <w:p>
+      <w:pPr>
+        <w:rPr>
+          <w:lang w:val="fr-FR"/>
+        </w:rPr>
+      </w:pPr>
+      <w:r>
+        <w:rPr>
+          <w:lang w:val="fr-FR"/>
+        </w:rPr>
+        <w:t>Ce que j’ai réalisé :</w:t>
+      </w:r>
+    </w:p>
+    <w:p>
+      <w:pPr>
+        <w:pStyle w:val="Paragraphedeliste"/>
+        <w:numPr>
+          <w:ilvl w:val="0"/>
+          <w:numId w:val="1"/>
+        </w:numPr>
+        <w:rPr>
+          <w:lang w:val="fr-FR"/>
+        </w:rPr>
+      </w:pPr>
+      <w:r>
+        <w:rPr>
+          <w:lang w:val="fr-FR"/>
+        </w:rPr>
+        <w:t>Article sur la fusion trouver ainsi que sur la représentation relativement récente.</w:t>
+      </w:r>
+    </w:p>
+    <w:p>
+      <w:pPr>
+        <w:rPr>
+          <w:b/>
+          <w:bCs/>
+          <w:u w:val="single"/>
+          <w:lang w:val="fr-FR"/>
+        </w:rPr>
+      </w:pPr>
+      <w:r>
+        <w:rPr>
+          <w:b/>
+          <w:bCs/>
+          <w:u w:val="single"/>
+          <w:lang w:val="fr-FR"/>
+        </w:rPr>
+        <w:t>Mardi</w:t>
+      </w:r>
+      <w:r>
+        <w:rPr>
+          <w:b/>
+          <w:bCs/>
+          <w:u w:val="single"/>
+          <w:lang w:val="fr-FR"/>
+        </w:rPr>
+        <w:t xml:space="preserve"> 0</w:t>
+      </w:r>
+      <w:r>
+        <w:rPr>
+          <w:b/>
+          <w:bCs/>
+          <w:u w:val="single"/>
+          <w:lang w:val="fr-FR"/>
+        </w:rPr>
+        <w:t>9</w:t>
+      </w:r>
+      <w:r>
+        <w:rPr>
+          <w:b/>
+          <w:bCs/>
+          <w:u w:val="single"/>
+          <w:lang w:val="fr-FR"/>
+        </w:rPr>
+        <w:t>/09 :</w:t>
+      </w:r>
+    </w:p>
+    <w:p>
+      <w:pPr>
+        <w:rPr>
+          <w:lang w:val="fr-FR"/>
+        </w:rPr>
+      </w:pPr>
+      <w:r>
+        <w:rPr>
+          <w:lang w:val="fr-FR"/>
+        </w:rPr>
+        <w:t>Ce que je vais faire</w:t>
+      </w:r>
+      <w:r>
+        <w:rPr>
+          <w:lang w:val="fr-FR"/>
+        </w:rPr>
+        <w:t> :</w:t>
+      </w:r>
+    </w:p>
+    <w:p>
+      <w:pPr>
+        <w:pStyle w:val="Paragraphedeliste"/>
+        <w:numPr>
+          <w:ilvl w:val="0"/>
+          <w:numId w:val="1"/>
+        </w:numPr>
+        <w:rPr>
+          <w:lang w:val="fr-FR"/>
+        </w:rPr>
+      </w:pPr>
+      <w:r>
+        <w:rPr>
+          <w:lang w:val="fr-FR"/>
+        </w:rPr>
+        <w:t xml:space="preserve">Lire et faire un résumé pour les deux documents </w:t>
+      </w:r>
+    </w:p>
+    <w:p>
+      <w:pPr>
+        <w:rPr>
+          <w:lang w:val="fr-FR"/>
+        </w:rPr>
+      </w:pPr>
+      <w:r>
+        <w:rPr>
+          <w:lang w:val="fr-FR"/>
+        </w:rPr>
+        <w:t>Ce que j’ai réalisé :</w:t>
+      </w:r>
+    </w:p>
+    <w:p>
+      <w:pPr>
+        <w:rPr>
+          <w:b/>
+          <w:bCs/>
+          <w:u w:val="single"/>
+          <w:lang w:val="fr-FR"/>
+        </w:rPr>
+      </w:pPr>
+      <w:r>
+        <w:rPr>
+          <w:b/>
+          <w:bCs/>
+          <w:u w:val="single"/>
+          <w:lang w:val="fr-FR"/>
+        </w:rPr>
+        <w:t>Mercredi</w:t>
+      </w:r>
+      <w:r>
+        <w:rPr>
+          <w:b/>
+          <w:bCs/>
+          <w:u w:val="single"/>
+          <w:lang w:val="fr-FR"/>
+        </w:rPr>
+        <w:t xml:space="preserve"> </w:t>
+      </w:r>
+      <w:r>
+        <w:rPr>
+          <w:b/>
+          <w:bCs/>
+          <w:u w:val="single"/>
+          <w:lang w:val="fr-FR"/>
+        </w:rPr>
+        <w:t>10</w:t>
+      </w:r>
+      <w:r>
+        <w:rPr>
+          <w:b/>
+          <w:bCs/>
+          <w:u w:val="single"/>
+          <w:lang w:val="fr-FR"/>
+        </w:rPr>
+        <w:t>/09 :</w:t>
+      </w:r>
+    </w:p>
+    <w:p>
+      <w:pPr>
+        <w:rPr>
+          <w:lang w:val="fr-FR"/>
+        </w:rPr>
+      </w:pPr>
+      <w:r>
+        <w:rPr>
+          <w:lang w:val="fr-FR"/>
+        </w:rPr>
+        <w:t>Ce que je vais faire</w:t>
+      </w:r>
+      <w:r>
+        <w:rPr>
+          <w:lang w:val="fr-FR"/>
+        </w:rPr>
+        <w:t> :</w:t>
+      </w:r>
+    </w:p>
+    <w:p>
+      <w:pPr>
+        <w:rPr>
+          <w:lang w:val="fr-FR"/>
+        </w:rPr>
+      </w:pPr>
+      <w:r>
+        <w:rPr>
+          <w:lang w:val="fr-FR"/>
+        </w:rPr>
+        <w:t>Ce que j’ai réalisé :</w:t>
+      </w:r>
+    </w:p>
+    <w:p>
+      <w:pPr>
+        <w:pStyle w:val="Paragraphedeliste"/>
+        <w:numPr>
+          <w:ilvl w:val="0"/>
+          <w:numId w:val="1"/>
+        </w:numPr>
+        <w:rPr>
+          <w:lang w:val="fr-FR"/>
+        </w:rPr>
+      </w:pPr>
+      <w:r>
+        <w:rPr>
+          <w:lang w:val="fr-FR"/>
+        </w:rPr>
+        <w:t xml:space="preserve">Probléme de syntonisation avec le dossier reprise de ce que j’avais fait </w:t>
+      </w:r>
+    </w:p>
+    <w:p>
+      <w:pPr>
+        <w:rPr>
+          <w:lang w:val="fr-FR"/>
+        </w:rPr>
+      </w:pPr>
+    </w:p>
+    <w:p>
+      <w:pPr>
+        <w:rPr>
+          <w:b/>
+          <w:bCs/>
+          <w:u w:val="single"/>
+          <w:lang w:val="fr-FR"/>
+        </w:rPr>
+      </w:pPr>
+      <w:r>
+        <w:rPr>
+          <w:b/>
+          <w:bCs/>
+          <w:u w:val="single"/>
+          <w:lang w:val="fr-FR"/>
+        </w:rPr>
+        <w:t>Jeudi</w:t>
+      </w:r>
+      <w:r>
+        <w:rPr>
+          <w:b/>
+          <w:bCs/>
+          <w:u w:val="single"/>
+          <w:lang w:val="fr-FR"/>
+        </w:rPr>
+        <w:t xml:space="preserve"> </w:t>
+      </w:r>
+      <w:r>
+        <w:rPr>
+          <w:b/>
+          <w:bCs/>
+          <w:u w:val="single"/>
+          <w:lang w:val="fr-FR"/>
+        </w:rPr>
+        <w:t>11</w:t>
+      </w:r>
+      <w:r>
+        <w:rPr>
+          <w:b/>
+          <w:bCs/>
+          <w:u w:val="single"/>
+          <w:lang w:val="fr-FR"/>
+        </w:rPr>
+        <w:t>/09 :</w:t>
+      </w:r>
+    </w:p>
+    <w:p>
+      <w:pPr>
+        <w:rPr>
+          <w:lang w:val="fr-FR"/>
+        </w:rPr>
+      </w:pPr>
+      <w:r>
+        <w:rPr>
+          <w:lang w:val="fr-FR"/>
+        </w:rPr>
+        <w:t>Ce que je vais faire</w:t>
+      </w:r>
+      <w:r>
+        <w:rPr>
+          <w:lang w:val="fr-FR"/>
+        </w:rPr>
+        <w:t> :</w:t>
+      </w:r>
+    </w:p>
+    <w:p>
+      <w:pPr>
+        <w:pStyle w:val="Paragraphedeliste"/>
+        <w:numPr>
+          <w:ilvl w:val="0"/>
+          <w:numId w:val="1"/>
+        </w:numPr>
+        <w:rPr>
+          <w:lang w:val="fr-FR"/>
+        </w:rPr>
+      </w:pPr>
+      <w:r>
+        <w:rPr>
+          <w:lang w:val="fr-FR"/>
+        </w:rPr>
+        <w:t xml:space="preserve">Finir la lecture </w:t>
+      </w:r>
+      <w:proofErr w:type="gramStart"/>
+      <w:r>
+        <w:rPr>
+          <w:lang w:val="fr-FR"/>
+        </w:rPr>
+        <w:t>et  trouver</w:t>
+      </w:r>
+      <w:proofErr w:type="gramEnd"/>
+      <w:r>
+        <w:rPr>
+          <w:lang w:val="fr-FR"/>
+        </w:rPr>
+        <w:t xml:space="preserve"> un autre fichier </w:t>
+      </w:r>
+    </w:p>
+    <w:p>
+      <w:pPr>
+        <w:rPr>
+          <w:lang w:val="fr-FR"/>
+        </w:rPr>
+      </w:pPr>
+      <w:r>
+        <w:rPr>
+          <w:lang w:val="fr-FR"/>
+        </w:rPr>
+        <w:t>Ce que j’ai réalisé :</w:t>
+      </w:r>
+    </w:p>
+    <w:p>
+      <w:pPr>
+        <w:rPr>
+          <w:b/>
+          <w:bCs/>
+          <w:u w:val="single"/>
+          <w:lang w:val="fr-FR"/>
+        </w:rPr>
+      </w:pPr>
+      <w:r>
+        <w:rPr>
+          <w:b/>
+          <w:bCs/>
+          <w:u w:val="single"/>
+          <w:lang w:val="fr-FR"/>
+        </w:rPr>
+        <w:t>Vendredi</w:t>
+      </w:r>
+      <w:r>
+        <w:rPr>
+          <w:b/>
+          <w:bCs/>
+          <w:u w:val="single"/>
+          <w:lang w:val="fr-FR"/>
+        </w:rPr>
+        <w:t xml:space="preserve"> </w:t>
+      </w:r>
+      <w:r>
+        <w:rPr>
+          <w:b/>
+          <w:bCs/>
+          <w:u w:val="single"/>
+          <w:lang w:val="fr-FR"/>
+        </w:rPr>
+        <w:t>12</w:t>
+      </w:r>
+      <w:r>
+        <w:rPr>
+          <w:b/>
+          <w:bCs/>
+          <w:u w:val="single"/>
+          <w:lang w:val="fr-FR"/>
+        </w:rPr>
+        <w:t>/09 :</w:t>
+      </w:r>
+    </w:p>
+    <w:p>
+      <w:pPr>
+        <w:rPr>
+          <w:lang w:val="fr-FR"/>
+        </w:rPr>
+      </w:pPr>
+      <w:r>
+        <w:rPr>
+          <w:lang w:val="fr-FR"/>
+        </w:rPr>
+        <w:t>Ce que je vais faire</w:t>
+      </w:r>
+      <w:r>
+        <w:rPr>
+          <w:lang w:val="fr-FR"/>
+        </w:rPr>
+        <w:t> :</w:t>
+      </w:r>
+    </w:p>
+    <w:p>
+      <w:pPr>
+        <w:rPr>
+          <w:lang w:val="fr-FR"/>
+        </w:rPr>
+      </w:pPr>
+      <w:r>
+        <w:rPr>
+          <w:lang w:val="fr-FR"/>
+        </w:rPr>
+        <w:t>Ce que j’ai réalisé :</w:t>
+      </w:r>
+    </w:p>
+    <w:p>
+      <w:pPr>
+        <w:rPr>
+          <w:lang w:val="fr-FR"/>
+        </w:rPr>
+      </w:pPr>
+    </w:p>
+    <w:p>
+      <w:pPr>
+        <w:rPr>
+          <w:b/>
+          <w:bCs/>
+          <w:u w:val="single"/>
+          <w:lang w:val="fr-FR"/>
+        </w:rPr>
+      </w:pPr>
+      <w:r>
+        <w:rPr>
+          <w:b/>
+          <w:bCs/>
+          <w:u w:val="single"/>
+          <w:lang w:val="fr-FR"/>
+        </w:rPr>
+        <w:t>Lundi</w:t>
+      </w:r>
+      <w:r>
+        <w:rPr>
+          <w:b/>
+          <w:bCs/>
+          <w:u w:val="single"/>
+          <w:lang w:val="fr-FR"/>
+        </w:rPr>
+        <w:t xml:space="preserve"> 0</w:t>
+      </w:r>
+      <w:r>
+        <w:rPr>
+          <w:b/>
+          <w:bCs/>
+          <w:u w:val="single"/>
+          <w:lang w:val="fr-FR"/>
+        </w:rPr>
+        <w:t>8</w:t>
+      </w:r>
+      <w:r>
+        <w:rPr>
+          <w:b/>
+          <w:bCs/>
+          <w:u w:val="single"/>
+          <w:lang w:val="fr-FR"/>
+        </w:rPr>
+        <w:t>/09 :</w:t>
+      </w:r>
+    </w:p>
+    <w:p>
+      <w:pPr>
+        <w:rPr>
+          <w:lang w:val="fr-FR"/>
+        </w:rPr>
+      </w:pPr>
+      <w:r>
+        <w:rPr>
+          <w:lang w:val="fr-FR"/>
+        </w:rPr>
+        <w:lastRenderedPageBreak/>
+        <w:t>Ce que je vais faire</w:t>
+      </w:r>
+      <w:r>
+        <w:rPr>
+          <w:lang w:val="fr-FR"/>
+        </w:rPr>
+        <w:t> :</w:t>
+      </w:r>
+    </w:p>
+    <w:p>
+      <w:pPr>
+        <w:rPr>
+          <w:lang w:val="fr-FR"/>
+        </w:rPr>
+      </w:pPr>
+      <w:r>
+        <w:rPr>
+          <w:lang w:val="fr-FR"/>
+        </w:rPr>
+        <w:t>Ce que j’ai réalisé :</w:t>
+      </w:r>
+    </w:p>
+    <w:p>
+      <w:pPr>
+        <w:rPr>
+          <w:b/>
+          <w:bCs/>
+          <w:u w:val="single"/>
+          <w:lang w:val="fr-FR"/>
+        </w:rPr>
+      </w:pPr>
+      <w:r>
+        <w:rPr>
+          <w:b/>
+          <w:bCs/>
+          <w:u w:val="single"/>
+          <w:lang w:val="fr-FR"/>
+        </w:rPr>
+        <w:t>Mardi</w:t>
+      </w:r>
+      <w:r>
+        <w:rPr>
+          <w:b/>
+          <w:bCs/>
+          <w:u w:val="single"/>
+          <w:lang w:val="fr-FR"/>
+        </w:rPr>
+        <w:t xml:space="preserve"> 0</w:t>
+      </w:r>
+      <w:r>
+        <w:rPr>
+          <w:b/>
+          <w:bCs/>
+          <w:u w:val="single"/>
+          <w:lang w:val="fr-FR"/>
+        </w:rPr>
+        <w:t>9</w:t>
+      </w:r>
+      <w:r>
+        <w:rPr>
+          <w:b/>
+          <w:bCs/>
+          <w:u w:val="single"/>
+          <w:lang w:val="fr-FR"/>
+        </w:rPr>
+        <w:t>/09 :</w:t>
+      </w:r>
+    </w:p>
+    <w:p>
+      <w:pPr>
+        <w:rPr>
+          <w:lang w:val="fr-FR"/>
+        </w:rPr>
+      </w:pPr>
+      <w:r>
+        <w:rPr>
+          <w:lang w:val="fr-FR"/>
+        </w:rPr>
+        <w:t>Ce que je vais faire</w:t>
+      </w:r>
+      <w:r>
+        <w:rPr>
+          <w:lang w:val="fr-FR"/>
+        </w:rPr>
+        <w:t> :</w:t>
+      </w:r>
+    </w:p>
+    <w:p>
+      <w:pPr>
+        <w:rPr>
+          <w:lang w:val="fr-FR"/>
+        </w:rPr>
+      </w:pPr>
+      <w:r>
+        <w:rPr>
+          <w:lang w:val="fr-FR"/>
+        </w:rPr>
+        <w:t>Ce que j’ai réalisé :</w:t>
+      </w:r>
+    </w:p>
+    <w:p>
+      <w:pPr>
+        <w:rPr>
+          <w:b/>
+          <w:bCs/>
+          <w:u w:val="single"/>
+          <w:lang w:val="fr-FR"/>
+        </w:rPr>
+      </w:pPr>
+      <w:r>
+        <w:rPr>
+          <w:b/>
+          <w:bCs/>
+          <w:u w:val="single"/>
+          <w:lang w:val="fr-FR"/>
+        </w:rPr>
+        <w:t>Mercredi</w:t>
+      </w:r>
+      <w:r>
+        <w:rPr>
+          <w:b/>
+          <w:bCs/>
+          <w:u w:val="single"/>
+          <w:lang w:val="fr-FR"/>
+        </w:rPr>
+        <w:t xml:space="preserve"> </w:t>
+      </w:r>
+      <w:r>
+        <w:rPr>
+          <w:b/>
+          <w:bCs/>
+          <w:u w:val="single"/>
+          <w:lang w:val="fr-FR"/>
+        </w:rPr>
+        <w:t>10</w:t>
+      </w:r>
+      <w:r>
+        <w:rPr>
+          <w:b/>
+          <w:bCs/>
+          <w:u w:val="single"/>
+          <w:lang w:val="fr-FR"/>
+        </w:rPr>
+        <w:t>/09 :</w:t>
+      </w:r>
+    </w:p>
+    <w:p>
+      <w:pPr>
+        <w:rPr>
+          <w:lang w:val="fr-FR"/>
+        </w:rPr>
+      </w:pPr>
+      <w:r>
+        <w:rPr>
+          <w:lang w:val="fr-FR"/>
+        </w:rPr>
+        <w:t>Ce que je vais faire</w:t>
+      </w:r>
+      <w:r>
+        <w:rPr>
+          <w:lang w:val="fr-FR"/>
+        </w:rPr>
+        <w:t> :</w:t>
+      </w:r>
+    </w:p>
+    <w:p>
+      <w:pPr>
+        <w:rPr>
+          <w:lang w:val="fr-FR"/>
+        </w:rPr>
+      </w:pPr>
+      <w:r>
+        <w:rPr>
+          <w:lang w:val="fr-FR"/>
+        </w:rPr>
+        <w:t>Ce que j’ai réalisé :</w:t>
+      </w:r>
+    </w:p>
+    <w:p>
+      <w:pPr>
+        <w:rPr>
+          <w:b/>
+          <w:bCs/>
+          <w:u w:val="single"/>
+          <w:lang w:val="fr-FR"/>
+        </w:rPr>
+      </w:pPr>
+      <w:r>
+        <w:rPr>
+          <w:b/>
+          <w:bCs/>
+          <w:u w:val="single"/>
+          <w:lang w:val="fr-FR"/>
+        </w:rPr>
+        <w:t>Jeudi</w:t>
+      </w:r>
+      <w:r>
+        <w:rPr>
+          <w:b/>
+          <w:bCs/>
+          <w:u w:val="single"/>
+          <w:lang w:val="fr-FR"/>
+        </w:rPr>
+        <w:t xml:space="preserve"> </w:t>
+      </w:r>
+      <w:r>
+        <w:rPr>
+          <w:b/>
+          <w:bCs/>
+          <w:u w:val="single"/>
+          <w:lang w:val="fr-FR"/>
+        </w:rPr>
+        <w:t>11</w:t>
+      </w:r>
+      <w:r>
+        <w:rPr>
+          <w:b/>
+          <w:bCs/>
+          <w:u w:val="single"/>
+          <w:lang w:val="fr-FR"/>
+        </w:rPr>
+        <w:t>/09 :</w:t>
+      </w:r>
+    </w:p>
+    <w:p>
+      <w:pPr>
+        <w:rPr>
+          <w:lang w:val="fr-FR"/>
+        </w:rPr>
+      </w:pPr>
+      <w:r>
+        <w:rPr>
+          <w:lang w:val="fr-FR"/>
+        </w:rPr>
+        <w:t>Ce que je vais faire</w:t>
+      </w:r>
+      <w:r>
+        <w:rPr>
+          <w:lang w:val="fr-FR"/>
+        </w:rPr>
+        <w:t> :</w:t>
+      </w:r>
+    </w:p>
+    <w:p>
+      <w:pPr>
+        <w:rPr>
+          <w:lang w:val="fr-FR"/>
+        </w:rPr>
+      </w:pPr>
+      <w:r>
+        <w:rPr>
+          <w:lang w:val="fr-FR"/>
+        </w:rPr>
+        <w:t>Ce que j’ai réalisé :</w:t>
+      </w:r>
+    </w:p>
+    <w:p>
+      <w:pPr>
+        <w:rPr>
+          <w:b/>
+          <w:bCs/>
+          <w:u w:val="single"/>
+          <w:lang w:val="fr-FR"/>
+        </w:rPr>
+      </w:pPr>
+      <w:r>
+        <w:rPr>
+          <w:b/>
+          <w:bCs/>
+          <w:u w:val="single"/>
+          <w:lang w:val="fr-FR"/>
+        </w:rPr>
+        <w:t>Vendredi</w:t>
+      </w:r>
+      <w:r>
+        <w:rPr>
+          <w:b/>
+          <w:bCs/>
+          <w:u w:val="single"/>
+          <w:lang w:val="fr-FR"/>
+        </w:rPr>
+        <w:t xml:space="preserve"> </w:t>
+      </w:r>
+      <w:r>
+        <w:rPr>
+          <w:b/>
+          <w:bCs/>
+          <w:u w:val="single"/>
+          <w:lang w:val="fr-FR"/>
+        </w:rPr>
+        <w:t>12</w:t>
+      </w:r>
+      <w:r>
+        <w:rPr>
+          <w:b/>
+          <w:bCs/>
+          <w:u w:val="single"/>
+          <w:lang w:val="fr-FR"/>
+        </w:rPr>
+        <w:t>/09 :</w:t>
+      </w:r>
+    </w:p>
+    <w:p>
+      <w:pPr>
+        <w:rPr>
+          <w:lang w:val="fr-FR"/>
+        </w:rPr>
+      </w:pPr>
+      <w:r>
+        <w:rPr>
+          <w:lang w:val="fr-FR"/>
+        </w:rPr>
+        <w:t>Ce que je vais faire</w:t>
+      </w:r>
+      <w:r>
+        <w:rPr>
+          <w:lang w:val="fr-FR"/>
+        </w:rPr>
+        <w:t> :</w:t>
+      </w:r>
+    </w:p>
+    <w:p>
+      <w:pPr>
+        <w:rPr>
+          <w:lang w:val="fr-FR"/>
+        </w:rPr>
+      </w:pPr>
+      <w:r>
+        <w:rPr>
+          <w:lang w:val="fr-FR"/>
+        </w:rPr>
+        <w:t>Ce que j’ai réalisé :</w:t>
+      </w:r>
+    </w:p>
+    <w:p>
+      <w:pPr>
+        <w:rPr>
+          <w:b/>
+          <w:bCs/>
+          <w:u w:val="single"/>
+          <w:lang w:val="fr-FR"/>
+        </w:rPr>
+      </w:pPr>
+      <w:r>
+        <w:rPr>
+          <w:b/>
+          <w:bCs/>
+          <w:u w:val="single"/>
+          <w:lang w:val="fr-FR"/>
+        </w:rPr>
+        <w:t>Lundi</w:t>
+      </w:r>
+      <w:r>
+        <w:rPr>
+          <w:b/>
+          <w:bCs/>
+          <w:u w:val="single"/>
+          <w:lang w:val="fr-FR"/>
+        </w:rPr>
+        <w:t xml:space="preserve"> 0</w:t>
+      </w:r>
+      <w:r>
+        <w:rPr>
+          <w:b/>
+          <w:bCs/>
+          <w:u w:val="single"/>
+          <w:lang w:val="fr-FR"/>
+        </w:rPr>
+        <w:t>8</w:t>
+      </w:r>
+      <w:r>
+        <w:rPr>
+          <w:b/>
+          <w:bCs/>
+          <w:u w:val="single"/>
+          <w:lang w:val="fr-FR"/>
+        </w:rPr>
+        <w:t>/09 :</w:t>
+      </w:r>
+    </w:p>
+    <w:p>
+      <w:pPr>
+        <w:rPr>
+          <w:lang w:val="fr-FR"/>
+        </w:rPr>
+      </w:pPr>
+      <w:r>
+        <w:rPr>
+          <w:lang w:val="fr-FR"/>
+        </w:rPr>
+        <w:t>Ce que je vais faire</w:t>
+      </w:r>
+      <w:r>
+        <w:rPr>
+          <w:lang w:val="fr-FR"/>
+        </w:rPr>
+        <w:t> :</w:t>
+      </w:r>
+    </w:p>
+    <w:p>
+      <w:pPr>
+        <w:rPr>
+          <w:lang w:val="fr-FR"/>
+        </w:rPr>
+      </w:pPr>
+      <w:r>
+        <w:rPr>
+          <w:lang w:val="fr-FR"/>
+        </w:rPr>
+        <w:t>Ce que j’ai réalisé :</w:t>
+      </w:r>
+    </w:p>
+    <w:p>
+      <w:pPr>
+        <w:rPr>
+          <w:b/>
+          <w:bCs/>
+          <w:u w:val="single"/>
+          <w:lang w:val="fr-FR"/>
+        </w:rPr>
+      </w:pPr>
+      <w:r>
+        <w:rPr>
+          <w:b/>
+          <w:bCs/>
+          <w:u w:val="single"/>
+          <w:lang w:val="fr-FR"/>
+        </w:rPr>
+        <w:t>Mardi</w:t>
+      </w:r>
+      <w:r>
+        <w:rPr>
+          <w:b/>
+          <w:bCs/>
+          <w:u w:val="single"/>
+          <w:lang w:val="fr-FR"/>
+        </w:rPr>
+        <w:t xml:space="preserve"> 0</w:t>
+      </w:r>
+      <w:r>
+        <w:rPr>
+          <w:b/>
+          <w:bCs/>
+          <w:u w:val="single"/>
+          <w:lang w:val="fr-FR"/>
+        </w:rPr>
+        <w:t>9</w:t>
+      </w:r>
+      <w:r>
+        <w:rPr>
+          <w:b/>
+          <w:bCs/>
+          <w:u w:val="single"/>
+          <w:lang w:val="fr-FR"/>
+        </w:rPr>
+        <w:t>/09 :</w:t>
+      </w:r>
+    </w:p>
+    <w:p>
+      <w:pPr>
+        <w:rPr>
+          <w:lang w:val="fr-FR"/>
+        </w:rPr>
+      </w:pPr>
+      <w:r>
+        <w:rPr>
+          <w:lang w:val="fr-FR"/>
+        </w:rPr>
+        <w:t>Ce que je vais faire</w:t>
+      </w:r>
+      <w:r>
+        <w:rPr>
+          <w:lang w:val="fr-FR"/>
+        </w:rPr>
+        <w:t> :</w:t>
+      </w:r>
+    </w:p>
+    <w:p>
+      <w:pPr>
+        <w:rPr>
+          <w:lang w:val="fr-FR"/>
+        </w:rPr>
+      </w:pPr>
+      <w:r>
+        <w:rPr>
+          <w:lang w:val="fr-FR"/>
+        </w:rPr>
+        <w:t>Ce que j’ai réalisé :</w:t>
+      </w:r>
+    </w:p>
+    <w:p>
+      <w:pPr>
+        <w:rPr>
+          <w:b/>
+          <w:bCs/>
+          <w:u w:val="single"/>
+          <w:lang w:val="fr-FR"/>
+        </w:rPr>
+      </w:pPr>
+      <w:r>
+        <w:rPr>
+          <w:b/>
+          <w:bCs/>
+          <w:u w:val="single"/>
+          <w:lang w:val="fr-FR"/>
+        </w:rPr>
+        <w:t>Mercredi</w:t>
+      </w:r>
+      <w:r>
+        <w:rPr>
+          <w:b/>
+          <w:bCs/>
+          <w:u w:val="single"/>
+          <w:lang w:val="fr-FR"/>
+        </w:rPr>
+        <w:t xml:space="preserve"> </w:t>
+      </w:r>
+      <w:r>
+        <w:rPr>
+          <w:b/>
+          <w:bCs/>
+          <w:u w:val="single"/>
+          <w:lang w:val="fr-FR"/>
+        </w:rPr>
+        <w:t>10</w:t>
+      </w:r>
+      <w:r>
+        <w:rPr>
+          <w:b/>
+          <w:bCs/>
+          <w:u w:val="single"/>
+          <w:lang w:val="fr-FR"/>
+        </w:rPr>
+        <w:t>/09 :</w:t>
+      </w:r>
+    </w:p>
+    <w:p>
+      <w:pPr>
+        <w:rPr>
+          <w:lang w:val="fr-FR"/>
+        </w:rPr>
+      </w:pPr>
+      <w:r>
+        <w:rPr>
+          <w:lang w:val="fr-FR"/>
+        </w:rPr>
+        <w:t>Ce que je vais faire</w:t>
+      </w:r>
+      <w:r>
+        <w:rPr>
+          <w:lang w:val="fr-FR"/>
+        </w:rPr>
+        <w:t> :</w:t>
+      </w:r>
+    </w:p>
+    <w:p>
+      <w:pPr>
+        <w:rPr>
+          <w:lang w:val="fr-FR"/>
+        </w:rPr>
+      </w:pPr>
+      <w:r>
+        <w:rPr>
+          <w:lang w:val="fr-FR"/>
+        </w:rPr>
+        <w:t>Ce que j’ai réalisé :</w:t>
+      </w:r>
+    </w:p>
+    <w:p>
+      <w:pPr>
+        <w:rPr>
+          <w:b/>
+          <w:bCs/>
+          <w:u w:val="single"/>
+          <w:lang w:val="fr-FR"/>
+        </w:rPr>
+      </w:pPr>
+      <w:r>
+        <w:rPr>
+          <w:b/>
+          <w:bCs/>
+          <w:u w:val="single"/>
+          <w:lang w:val="fr-FR"/>
+        </w:rPr>
+        <w:t>Jeudi</w:t>
+      </w:r>
+      <w:r>
+        <w:rPr>
+          <w:b/>
+          <w:bCs/>
+          <w:u w:val="single"/>
+          <w:lang w:val="fr-FR"/>
+        </w:rPr>
+        <w:t xml:space="preserve"> </w:t>
+      </w:r>
+      <w:r>
+        <w:rPr>
+          <w:b/>
+          <w:bCs/>
+          <w:u w:val="single"/>
+          <w:lang w:val="fr-FR"/>
+        </w:rPr>
+        <w:t>11</w:t>
+      </w:r>
+      <w:r>
+        <w:rPr>
+          <w:b/>
+          <w:bCs/>
+          <w:u w:val="single"/>
+          <w:lang w:val="fr-FR"/>
+        </w:rPr>
+        <w:t>/09 :</w:t>
+      </w:r>
+    </w:p>
+    <w:p>
+      <w:pPr>
+        <w:rPr>
+          <w:lang w:val="fr-FR"/>
+        </w:rPr>
+      </w:pPr>
+      <w:r>
+        <w:rPr>
+          <w:lang w:val="fr-FR"/>
+        </w:rPr>
+        <w:t>Ce que je vais faire</w:t>
+      </w:r>
+      <w:r>
+        <w:rPr>
+          <w:lang w:val="fr-FR"/>
+        </w:rPr>
+        <w:t> :</w:t>
+      </w:r>
+    </w:p>
+    <w:p>
+      <w:pPr>
+        <w:rPr>
+          <w:lang w:val="fr-FR"/>
+        </w:rPr>
+      </w:pPr>
+      <w:r>
+        <w:rPr>
+          <w:lang w:val="fr-FR"/>
+        </w:rPr>
+        <w:t>Ce que j’ai réalisé :</w:t>
+      </w:r>
+    </w:p>
+    <w:p>
+      <w:pPr>
+        <w:rPr>
+          <w:b/>
+          <w:bCs/>
+          <w:u w:val="single"/>
+          <w:lang w:val="fr-FR"/>
+        </w:rPr>
+      </w:pPr>
+      <w:r>
+        <w:rPr>
+          <w:b/>
+          <w:bCs/>
+          <w:u w:val="single"/>
+          <w:lang w:val="fr-FR"/>
+        </w:rPr>
+        <w:t>Vendredi</w:t>
+      </w:r>
+      <w:r>
+        <w:rPr>
+          <w:b/>
+          <w:bCs/>
+          <w:u w:val="single"/>
+          <w:lang w:val="fr-FR"/>
+        </w:rPr>
+        <w:t xml:space="preserve"> </w:t>
+      </w:r>
+      <w:r>
+        <w:rPr>
+          <w:b/>
+          <w:bCs/>
+          <w:u w:val="single"/>
+          <w:lang w:val="fr-FR"/>
+        </w:rPr>
+        <w:t>12</w:t>
+      </w:r>
+      <w:r>
+        <w:rPr>
+          <w:b/>
+          <w:bCs/>
+          <w:u w:val="single"/>
+          <w:lang w:val="fr-FR"/>
+        </w:rPr>
+        <w:t>/09 :</w:t>
+      </w:r>
+    </w:p>
+    <w:p>
+      <w:pPr>
+        <w:rPr>
+          <w:lang w:val="fr-FR"/>
+        </w:rPr>
+      </w:pPr>
+      <w:r>
+        <w:rPr>
+          <w:lang w:val="fr-FR"/>
+        </w:rPr>
+        <w:t>Ce que je vais faire</w:t>
+      </w:r>
+      <w:r>
+        <w:rPr>
+          <w:lang w:val="fr-FR"/>
+        </w:rPr>
+        <w:t> :</w:t>
+      </w:r>
+    </w:p>
+    <w:p>
+      <w:pPr>
+        <w:rPr>
+          <w:lang w:val="fr-FR"/>
+        </w:rPr>
+      </w:pPr>
+      <w:r>
+        <w:rPr>
+          <w:lang w:val="fr-FR"/>
+        </w:rPr>
+        <w:lastRenderedPageBreak/>
+        <w:t>Ce que j’ai réalisé :</w:t>
+      </w:r>
+    </w:p>
+    <w:p>
+      <w:pPr>
+        <w:rPr>
+          <w:b/>
+          <w:bCs/>
+          <w:u w:val="single"/>
+          <w:lang w:val="fr-FR"/>
+        </w:rPr>
+      </w:pPr>
+      <w:r>
+        <w:rPr>
+          <w:b/>
+          <w:bCs/>
+          <w:u w:val="single"/>
+          <w:lang w:val="fr-FR"/>
+        </w:rPr>
+        <w:t>Lundi</w:t>
+      </w:r>
+      <w:r>
+        <w:rPr>
+          <w:b/>
+          <w:bCs/>
+          <w:u w:val="single"/>
+          <w:lang w:val="fr-FR"/>
+        </w:rPr>
+        <w:t xml:space="preserve"> 0</w:t>
+      </w:r>
+      <w:r>
+        <w:rPr>
+          <w:b/>
+          <w:bCs/>
+          <w:u w:val="single"/>
+          <w:lang w:val="fr-FR"/>
+        </w:rPr>
+        <w:t>8</w:t>
+      </w:r>
+      <w:r>
+        <w:rPr>
+          <w:b/>
+          <w:bCs/>
+          <w:u w:val="single"/>
+          <w:lang w:val="fr-FR"/>
+        </w:rPr>
+        <w:t>/09 :</w:t>
+      </w:r>
+    </w:p>
+    <w:p>
+      <w:pPr>
+        <w:rPr>
+          <w:lang w:val="fr-FR"/>
+        </w:rPr>
+      </w:pPr>
+      <w:r>
+        <w:rPr>
+          <w:lang w:val="fr-FR"/>
+        </w:rPr>
+        <w:t>Ce que je vais faire</w:t>
+      </w:r>
+      <w:r>
+        <w:rPr>
+          <w:lang w:val="fr-FR"/>
+        </w:rPr>
+        <w:t> :</w:t>
+      </w:r>
+    </w:p>
+    <w:p>
+      <w:pPr>
+        <w:rPr>
+          <w:lang w:val="fr-FR"/>
+        </w:rPr>
+      </w:pPr>
+      <w:r>
+        <w:rPr>
+          <w:lang w:val="fr-FR"/>
+        </w:rPr>
+        <w:t>Ce que j’ai réalisé :</w:t>
+      </w:r>
+    </w:p>
+    <w:p>
+      <w:pPr>
+        <w:rPr>
+          <w:b/>
+          <w:bCs/>
+          <w:u w:val="single"/>
+          <w:lang w:val="fr-FR"/>
+        </w:rPr>
+      </w:pPr>
+      <w:r>
+        <w:rPr>
+          <w:b/>
+          <w:bCs/>
+          <w:u w:val="single"/>
+          <w:lang w:val="fr-FR"/>
+        </w:rPr>
+        <w:t>Mardi</w:t>
+      </w:r>
+      <w:r>
+        <w:rPr>
+          <w:b/>
+          <w:bCs/>
+          <w:u w:val="single"/>
+          <w:lang w:val="fr-FR"/>
+        </w:rPr>
+        <w:t xml:space="preserve"> 0</w:t>
+      </w:r>
+      <w:r>
+        <w:rPr>
+          <w:b/>
+          <w:bCs/>
+          <w:u w:val="single"/>
+          <w:lang w:val="fr-FR"/>
+        </w:rPr>
+        <w:t>9</w:t>
+      </w:r>
+      <w:r>
+        <w:rPr>
+          <w:b/>
+          <w:bCs/>
+          <w:u w:val="single"/>
+          <w:lang w:val="fr-FR"/>
+        </w:rPr>
+        <w:t>/09 :</w:t>
+      </w:r>
+    </w:p>
+    <w:p>
+      <w:pPr>
+        <w:rPr>
+          <w:lang w:val="fr-FR"/>
+        </w:rPr>
+      </w:pPr>
+      <w:r>
+        <w:rPr>
+          <w:lang w:val="fr-FR"/>
+        </w:rPr>
+        <w:t>Ce que je vais faire</w:t>
+      </w:r>
+      <w:r>
+        <w:rPr>
+          <w:lang w:val="fr-FR"/>
+        </w:rPr>
+        <w:t> :</w:t>
+      </w:r>
+    </w:p>
+    <w:p>
+      <w:pPr>
+        <w:rPr>
+          <w:lang w:val="fr-FR"/>
+        </w:rPr>
+      </w:pPr>
+      <w:r>
+        <w:rPr>
+          <w:lang w:val="fr-FR"/>
+        </w:rPr>
+        <w:t>Ce que j’ai réalisé :</w:t>
+      </w:r>
+    </w:p>
+    <w:p>
+      <w:pPr>
+        <w:rPr>
+          <w:b/>
+          <w:bCs/>
+          <w:u w:val="single"/>
+          <w:lang w:val="fr-FR"/>
+        </w:rPr>
+      </w:pPr>
+      <w:r>
+        <w:rPr>
+          <w:b/>
+          <w:bCs/>
+          <w:u w:val="single"/>
+          <w:lang w:val="fr-FR"/>
+        </w:rPr>
+        <w:t>Mercredi</w:t>
+      </w:r>
+      <w:r>
+        <w:rPr>
+          <w:b/>
+          <w:bCs/>
+          <w:u w:val="single"/>
+          <w:lang w:val="fr-FR"/>
+        </w:rPr>
+        <w:t xml:space="preserve"> </w:t>
+      </w:r>
+      <w:r>
+        <w:rPr>
+          <w:b/>
+          <w:bCs/>
+          <w:u w:val="single"/>
+          <w:lang w:val="fr-FR"/>
+        </w:rPr>
+        <w:t>10</w:t>
+      </w:r>
+      <w:r>
+        <w:rPr>
+          <w:b/>
+          <w:bCs/>
+          <w:u w:val="single"/>
+          <w:lang w:val="fr-FR"/>
+        </w:rPr>
+        <w:t>/09 :</w:t>
+      </w:r>
+    </w:p>
+    <w:p>
+      <w:pPr>
+        <w:rPr>
+          <w:lang w:val="fr-FR"/>
+        </w:rPr>
+      </w:pPr>
+      <w:r>
+        <w:rPr>
+          <w:lang w:val="fr-FR"/>
+        </w:rPr>
+        <w:t>Ce que je vais faire</w:t>
+      </w:r>
+      <w:r>
+        <w:rPr>
+          <w:lang w:val="fr-FR"/>
+        </w:rPr>
+        <w:t> :</w:t>
+      </w:r>
+    </w:p>
+    <w:p>
+      <w:pPr>
+        <w:rPr>
+          <w:lang w:val="fr-FR"/>
+        </w:rPr>
+      </w:pPr>
+      <w:r>
+        <w:rPr>
+          <w:lang w:val="fr-FR"/>
+        </w:rPr>
+        <w:t>Ce que j’ai réalisé :</w:t>
+      </w:r>
+    </w:p>
+    <w:p>
+      <w:pPr>
+        <w:rPr>
+          <w:b/>
+          <w:bCs/>
+          <w:u w:val="single"/>
+          <w:lang w:val="fr-FR"/>
+        </w:rPr>
+      </w:pPr>
+      <w:r>
+        <w:rPr>
+          <w:b/>
+          <w:bCs/>
+          <w:u w:val="single"/>
+          <w:lang w:val="fr-FR"/>
+        </w:rPr>
+        <w:t>Jeudi</w:t>
+      </w:r>
+      <w:r>
+        <w:rPr>
+          <w:b/>
+          <w:bCs/>
+          <w:u w:val="single"/>
+          <w:lang w:val="fr-FR"/>
+        </w:rPr>
+        <w:t xml:space="preserve"> </w:t>
+      </w:r>
+      <w:r>
+        <w:rPr>
+          <w:b/>
+          <w:bCs/>
+          <w:u w:val="single"/>
+          <w:lang w:val="fr-FR"/>
+        </w:rPr>
+        <w:t>11</w:t>
+      </w:r>
+      <w:r>
+        <w:rPr>
+          <w:b/>
+          <w:bCs/>
+          <w:u w:val="single"/>
+          <w:lang w:val="fr-FR"/>
+        </w:rPr>
+        <w:t>/09 :</w:t>
+      </w:r>
+    </w:p>
+    <w:p>
+      <w:pPr>
+        <w:rPr>
+          <w:lang w:val="fr-FR"/>
+        </w:rPr>
+      </w:pPr>
+      <w:r>
+        <w:rPr>
+          <w:lang w:val="fr-FR"/>
+        </w:rPr>
+        <w:t>Ce que je vais faire</w:t>
+      </w:r>
+      <w:r>
+        <w:rPr>
+          <w:lang w:val="fr-FR"/>
+        </w:rPr>
+        <w:t> :</w:t>
+      </w:r>
+    </w:p>
+    <w:p>
+      <w:pPr>
+        <w:rPr>
+          <w:lang w:val="fr-FR"/>
+        </w:rPr>
+      </w:pPr>
+      <w:r>
+        <w:rPr>
+          <w:lang w:val="fr-FR"/>
+        </w:rPr>
+        <w:t>Ce que j’ai réalisé :</w:t>
+      </w:r>
+    </w:p>
+    <w:p>
+      <w:pPr>
+        <w:rPr>
+          <w:b/>
+          <w:bCs/>
+          <w:u w:val="single"/>
+          <w:lang w:val="fr-FR"/>
+        </w:rPr>
+      </w:pPr>
+      <w:r>
+        <w:rPr>
+          <w:b/>
+          <w:bCs/>
+          <w:u w:val="single"/>
+          <w:lang w:val="fr-FR"/>
+        </w:rPr>
+        <w:t>Vendredi</w:t>
+      </w:r>
+      <w:r>
+        <w:rPr>
+          <w:b/>
+          <w:bCs/>
+          <w:u w:val="single"/>
+          <w:lang w:val="fr-FR"/>
+        </w:rPr>
+        <w:t xml:space="preserve"> </w:t>
+      </w:r>
+      <w:r>
+        <w:rPr>
+          <w:b/>
+          <w:bCs/>
+          <w:u w:val="single"/>
+          <w:lang w:val="fr-FR"/>
+        </w:rPr>
+        <w:t>12</w:t>
+      </w:r>
+      <w:r>
+        <w:rPr>
+          <w:b/>
+          <w:bCs/>
+          <w:u w:val="single"/>
+          <w:lang w:val="fr-FR"/>
+        </w:rPr>
+        <w:t>/09 :</w:t>
+      </w:r>
+    </w:p>
+    <w:p>
+      <w:pPr>
+        <w:rPr>
+          <w:lang w:val="fr-FR"/>
+        </w:rPr>
+      </w:pPr>
+      <w:r>
+        <w:rPr>
+          <w:lang w:val="fr-FR"/>
+        </w:rPr>
+        <w:t>Ce que je vais faire</w:t>
+      </w:r>
+      <w:r>
+        <w:rPr>
+          <w:lang w:val="fr-FR"/>
+        </w:rPr>
+        <w:t> :</w:t>
+      </w:r>
+    </w:p>
+    <w:p>
+      <w:pPr>
+        <w:rPr>
+          <w:lang w:val="fr-FR"/>
+        </w:rPr>
+      </w:pPr>
+      <w:r>
+        <w:rPr>
+          <w:lang w:val="fr-FR"/>
+        </w:rPr>
+        <w:t>Ce que j’ai réalisé :</w:t>
+      </w:r>
+    </w:p>
+    <w:p>
+      <w:pPr>
+        <w:rPr>
+          <w:b/>
+          <w:bCs/>
+          <w:u w:val="single"/>
+          <w:lang w:val="fr-FR"/>
+        </w:rPr>
+      </w:pPr>
+      <w:r>
+        <w:rPr>
+          <w:b/>
+          <w:bCs/>
+          <w:u w:val="single"/>
+          <w:lang w:val="fr-FR"/>
+        </w:rPr>
+        <w:t>Lundi</w:t>
+      </w:r>
+      <w:r>
+        <w:rPr>
+          <w:b/>
+          <w:bCs/>
+          <w:u w:val="single"/>
+          <w:lang w:val="fr-FR"/>
+        </w:rPr>
+        <w:t xml:space="preserve"> 0</w:t>
+      </w:r>
+      <w:r>
+        <w:rPr>
+          <w:b/>
+          <w:bCs/>
+          <w:u w:val="single"/>
+          <w:lang w:val="fr-FR"/>
+        </w:rPr>
+        <w:t>8</w:t>
+      </w:r>
+      <w:r>
+        <w:rPr>
+          <w:b/>
+          <w:bCs/>
+          <w:u w:val="single"/>
+          <w:lang w:val="fr-FR"/>
+        </w:rPr>
+        <w:t>/09 :</w:t>
+      </w:r>
+    </w:p>
+    <w:p>
+      <w:pPr>
+        <w:rPr>
+          <w:lang w:val="fr-FR"/>
+        </w:rPr>
+      </w:pPr>
+      <w:r>
+        <w:rPr>
+          <w:lang w:val="fr-FR"/>
+        </w:rPr>
+        <w:t>Ce que je vais faire</w:t>
+      </w:r>
+      <w:r>
+        <w:rPr>
+          <w:lang w:val="fr-FR"/>
+        </w:rPr>
+        <w:t> :</w:t>
+      </w:r>
+    </w:p>
+    <w:p>
+      <w:pPr>
+        <w:rPr>
+          <w:lang w:val="fr-FR"/>
+        </w:rPr>
+      </w:pPr>
+      <w:r>
+        <w:rPr>
+          <w:lang w:val="fr-FR"/>
+        </w:rPr>
+        <w:t>Ce que j’ai réalisé :</w:t>
+      </w:r>
+    </w:p>
+    <w:p>
+      <w:pPr>
+        <w:rPr>
+          <w:b/>
+          <w:bCs/>
+          <w:u w:val="single"/>
+          <w:lang w:val="fr-FR"/>
+        </w:rPr>
+      </w:pPr>
+      <w:r>
+        <w:rPr>
+          <w:b/>
+          <w:bCs/>
+          <w:u w:val="single"/>
+          <w:lang w:val="fr-FR"/>
+        </w:rPr>
+        <w:t>Mardi</w:t>
+      </w:r>
+      <w:r>
+        <w:rPr>
+          <w:b/>
+          <w:bCs/>
+          <w:u w:val="single"/>
+          <w:lang w:val="fr-FR"/>
+        </w:rPr>
+        <w:t xml:space="preserve"> 0</w:t>
+      </w:r>
+      <w:r>
+        <w:rPr>
+          <w:b/>
+          <w:bCs/>
+          <w:u w:val="single"/>
+          <w:lang w:val="fr-FR"/>
+        </w:rPr>
+        <w:t>9</w:t>
+      </w:r>
+      <w:r>
+        <w:rPr>
+          <w:b/>
+          <w:bCs/>
+          <w:u w:val="single"/>
+          <w:lang w:val="fr-FR"/>
+        </w:rPr>
+        <w:t>/09 :</w:t>
+      </w:r>
+    </w:p>
+    <w:p>
+      <w:pPr>
+        <w:rPr>
+          <w:lang w:val="fr-FR"/>
+        </w:rPr>
+      </w:pPr>
+      <w:r>
+        <w:rPr>
+          <w:lang w:val="fr-FR"/>
+        </w:rPr>
+        <w:t>Ce que je vais faire</w:t>
+      </w:r>
+      <w:r>
+        <w:rPr>
+          <w:lang w:val="fr-FR"/>
+        </w:rPr>
+        <w:t> :</w:t>
+      </w:r>
+    </w:p>
+    <w:p>
+      <w:pPr>
+        <w:rPr>
+          <w:lang w:val="fr-FR"/>
+        </w:rPr>
+      </w:pPr>
+      <w:r>
+        <w:rPr>
+          <w:lang w:val="fr-FR"/>
+        </w:rPr>
+        <w:t>Ce que j’ai réalisé :</w:t>
+      </w:r>
+    </w:p>
+    <w:p>
+      <w:pPr>
+        <w:rPr>
+          <w:b/>
+          <w:bCs/>
+          <w:u w:val="single"/>
+          <w:lang w:val="fr-FR"/>
+        </w:rPr>
+      </w:pPr>
+      <w:r>
+        <w:rPr>
+          <w:b/>
+          <w:bCs/>
+          <w:u w:val="single"/>
+          <w:lang w:val="fr-FR"/>
+        </w:rPr>
+        <w:t>Mercredi</w:t>
+      </w:r>
+      <w:r>
+        <w:rPr>
+          <w:b/>
+          <w:bCs/>
+          <w:u w:val="single"/>
+          <w:lang w:val="fr-FR"/>
+        </w:rPr>
+        <w:t xml:space="preserve"> </w:t>
+      </w:r>
+      <w:r>
+        <w:rPr>
+          <w:b/>
+          <w:bCs/>
+          <w:u w:val="single"/>
+          <w:lang w:val="fr-FR"/>
+        </w:rPr>
+        <w:t>10</w:t>
+      </w:r>
+      <w:r>
+        <w:rPr>
+          <w:b/>
+          <w:bCs/>
+          <w:u w:val="single"/>
+          <w:lang w:val="fr-FR"/>
+        </w:rPr>
+        <w:t>/09 :</w:t>
+      </w:r>
+    </w:p>
+    <w:p>
+      <w:pPr>
+        <w:rPr>
+          <w:lang w:val="fr-FR"/>
+        </w:rPr>
+      </w:pPr>
+      <w:r>
+        <w:rPr>
+          <w:lang w:val="fr-FR"/>
+        </w:rPr>
+        <w:t>Ce que je vais faire</w:t>
+      </w:r>
+      <w:r>
+        <w:rPr>
+          <w:lang w:val="fr-FR"/>
+        </w:rPr>
+        <w:t> :</w:t>
+      </w:r>
+    </w:p>
+    <w:p>
+      <w:pPr>
+        <w:rPr>
+          <w:lang w:val="fr-FR"/>
+        </w:rPr>
+      </w:pPr>
+      <w:r>
+        <w:rPr>
+          <w:lang w:val="fr-FR"/>
+        </w:rPr>
+        <w:t>Ce que j’ai réalisé :</w:t>
+      </w:r>
+    </w:p>
+    <w:p>
+      <w:pPr>
+        <w:rPr>
+          <w:b/>
+          <w:bCs/>
+          <w:u w:val="single"/>
+          <w:lang w:val="fr-FR"/>
+        </w:rPr>
+      </w:pPr>
+      <w:r>
+        <w:rPr>
+          <w:b/>
+          <w:bCs/>
+          <w:u w:val="single"/>
+          <w:lang w:val="fr-FR"/>
+        </w:rPr>
+        <w:t>Jeudi</w:t>
+      </w:r>
+      <w:r>
+        <w:rPr>
+          <w:b/>
+          <w:bCs/>
+          <w:u w:val="single"/>
+          <w:lang w:val="fr-FR"/>
+        </w:rPr>
+        <w:t xml:space="preserve"> </w:t>
+      </w:r>
+      <w:r>
+        <w:rPr>
+          <w:b/>
+          <w:bCs/>
+          <w:u w:val="single"/>
+          <w:lang w:val="fr-FR"/>
+        </w:rPr>
+        <w:t>11</w:t>
+      </w:r>
+      <w:r>
+        <w:rPr>
+          <w:b/>
+          <w:bCs/>
+          <w:u w:val="single"/>
+          <w:lang w:val="fr-FR"/>
+        </w:rPr>
+        <w:t>/09 :</w:t>
+      </w:r>
+    </w:p>
+    <w:p>
+      <w:pPr>
+        <w:rPr>
+          <w:lang w:val="fr-FR"/>
+        </w:rPr>
+      </w:pPr>
+      <w:r>
+        <w:rPr>
+          <w:lang w:val="fr-FR"/>
+        </w:rPr>
+        <w:t>Ce que je vais faire</w:t>
+      </w:r>
+      <w:r>
+        <w:rPr>
+          <w:lang w:val="fr-FR"/>
+        </w:rPr>
+        <w:t> :</w:t>
+      </w:r>
+    </w:p>
+    <w:p>
+      <w:pPr>
+        <w:rPr>
+          <w:lang w:val="fr-FR"/>
+        </w:rPr>
+      </w:pPr>
+      <w:r>
+        <w:rPr>
+          <w:lang w:val="fr-FR"/>
+        </w:rPr>
+        <w:t>Ce que j’ai réalisé :</w:t>
+      </w:r>
+    </w:p>
+    <w:p>
+      <w:pPr>
+        <w:rPr>
+          <w:b/>
+          <w:bCs/>
+          <w:u w:val="single"/>
+          <w:lang w:val="fr-FR"/>
+        </w:rPr>
+      </w:pPr>
+      <w:r>
+        <w:rPr>
+          <w:b/>
+          <w:bCs/>
+          <w:u w:val="single"/>
+          <w:lang w:val="fr-FR"/>
+        </w:rPr>
+        <w:lastRenderedPageBreak/>
+        <w:t>Vendredi</w:t>
+      </w:r>
+      <w:r>
+        <w:rPr>
+          <w:b/>
+          <w:bCs/>
+          <w:u w:val="single"/>
+          <w:lang w:val="fr-FR"/>
+        </w:rPr>
+        <w:t xml:space="preserve"> </w:t>
+      </w:r>
+      <w:r>
+        <w:rPr>
+          <w:b/>
+          <w:bCs/>
+          <w:u w:val="single"/>
+          <w:lang w:val="fr-FR"/>
+        </w:rPr>
+        <w:t>12</w:t>
+      </w:r>
+      <w:r>
+        <w:rPr>
+          <w:b/>
+          <w:bCs/>
+          <w:u w:val="single"/>
+          <w:lang w:val="fr-FR"/>
+        </w:rPr>
+        <w:t>/09 :</w:t>
+      </w:r>
+    </w:p>
+    <w:p>
+      <w:pPr>
+        <w:rPr>
+          <w:lang w:val="fr-FR"/>
+        </w:rPr>
+      </w:pPr>
+      <w:r>
+        <w:rPr>
+          <w:lang w:val="fr-FR"/>
+        </w:rPr>
+        <w:t>Ce que je vais faire</w:t>
+      </w:r>
+      <w:r>
+        <w:rPr>
+          <w:lang w:val="fr-FR"/>
+        </w:rPr>
+        <w:t> :</w:t>
+      </w:r>
+    </w:p>
+    <w:p>
+      <w:pPr>
+        <w:rPr>
+          <w:lang w:val="fr-FR"/>
+        </w:rPr>
+      </w:pPr>
+      <w:r>
+        <w:rPr>
+          <w:lang w:val="fr-FR"/>
+        </w:rPr>
+        <w:t>Ce que j’ai réalisé :</w:t>
+      </w:r>
+    </w:p>
+    <w:p>
+      <w:pPr>
+        <w:rPr>
+          <w:b/>
+          <w:bCs/>
+          <w:u w:val="single"/>
+          <w:lang w:val="fr-FR"/>
+        </w:rPr>
+      </w:pPr>
+      <w:r>
+        <w:rPr>
+          <w:b/>
+          <w:bCs/>
+          <w:u w:val="single"/>
+          <w:lang w:val="fr-FR"/>
+        </w:rPr>
+        <w:t>Lundi</w:t>
+      </w:r>
+      <w:r>
+        <w:rPr>
+          <w:b/>
+          <w:bCs/>
+          <w:u w:val="single"/>
+          <w:lang w:val="fr-FR"/>
+        </w:rPr>
+        <w:t xml:space="preserve"> 0</w:t>
+      </w:r>
+      <w:r>
+        <w:rPr>
+          <w:b/>
+          <w:bCs/>
+          <w:u w:val="single"/>
+          <w:lang w:val="fr-FR"/>
+        </w:rPr>
+        <w:t>8</w:t>
+      </w:r>
+      <w:r>
+        <w:rPr>
+          <w:b/>
+          <w:bCs/>
+          <w:u w:val="single"/>
+          <w:lang w:val="fr-FR"/>
+        </w:rPr>
+        <w:t>/09 :</w:t>
+      </w:r>
+    </w:p>
+    <w:p>
+      <w:pPr>
+        <w:rPr>
+          <w:lang w:val="fr-FR"/>
+        </w:rPr>
+      </w:pPr>
+      <w:r>
+        <w:rPr>
+          <w:lang w:val="fr-FR"/>
+        </w:rPr>
+        <w:t>Ce que je vais faire</w:t>
+      </w:r>
+      <w:r>
+        <w:rPr>
+          <w:lang w:val="fr-FR"/>
+        </w:rPr>
+        <w:t> :</w:t>
+      </w:r>
+    </w:p>
+    <w:p>
+      <w:pPr>
+        <w:rPr>
+          <w:lang w:val="fr-FR"/>
+        </w:rPr>
+      </w:pPr>
+      <w:r>
+        <w:rPr>
+          <w:lang w:val="fr-FR"/>
+        </w:rPr>
+        <w:t>Ce que j’ai réalisé :</w:t>
+      </w:r>
+    </w:p>
+    <w:p>
+      <w:pPr>
+        <w:rPr>
+          <w:b/>
+          <w:bCs/>
+          <w:u w:val="single"/>
+          <w:lang w:val="fr-FR"/>
+        </w:rPr>
+      </w:pPr>
+      <w:r>
+        <w:rPr>
+          <w:b/>
+          <w:bCs/>
+          <w:u w:val="single"/>
+          <w:lang w:val="fr-FR"/>
+        </w:rPr>
+        <w:t>Mardi</w:t>
+      </w:r>
+      <w:r>
+        <w:rPr>
+          <w:b/>
+          <w:bCs/>
+          <w:u w:val="single"/>
+          <w:lang w:val="fr-FR"/>
+        </w:rPr>
+        <w:t xml:space="preserve"> 0</w:t>
+      </w:r>
+      <w:r>
+        <w:rPr>
+          <w:b/>
+          <w:bCs/>
+          <w:u w:val="single"/>
+          <w:lang w:val="fr-FR"/>
+        </w:rPr>
+        <w:t>9</w:t>
+      </w:r>
+      <w:r>
+        <w:rPr>
+          <w:b/>
+          <w:bCs/>
+          <w:u w:val="single"/>
+          <w:lang w:val="fr-FR"/>
+        </w:rPr>
+        <w:t>/09 :</w:t>
+      </w:r>
+    </w:p>
+    <w:p>
+      <w:pPr>
+        <w:rPr>
+          <w:lang w:val="fr-FR"/>
+        </w:rPr>
+      </w:pPr>
+      <w:r>
+        <w:rPr>
+          <w:lang w:val="fr-FR"/>
+        </w:rPr>
+        <w:t>Ce que je vais faire</w:t>
+      </w:r>
+      <w:r>
+        <w:rPr>
+          <w:lang w:val="fr-FR"/>
+        </w:rPr>
+        <w:t> :</w:t>
+      </w:r>
+    </w:p>
+    <w:p>
+      <w:pPr>
+        <w:rPr>
+          <w:lang w:val="fr-FR"/>
+        </w:rPr>
+      </w:pPr>
+      <w:r>
+        <w:rPr>
+          <w:lang w:val="fr-FR"/>
+        </w:rPr>
+        <w:t>Ce que j’ai réalisé :</w:t>
+      </w:r>
+    </w:p>
+    <w:p>
+      <w:pPr>
+        <w:rPr>
+          <w:b/>
+          <w:bCs/>
+          <w:u w:val="single"/>
+          <w:lang w:val="fr-FR"/>
+        </w:rPr>
+      </w:pPr>
+      <w:r>
+        <w:rPr>
+          <w:b/>
+          <w:bCs/>
+          <w:u w:val="single"/>
+          <w:lang w:val="fr-FR"/>
+        </w:rPr>
+        <w:t>Mercredi</w:t>
+      </w:r>
+      <w:r>
+        <w:rPr>
+          <w:b/>
+          <w:bCs/>
+          <w:u w:val="single"/>
+          <w:lang w:val="fr-FR"/>
+        </w:rPr>
+        <w:t xml:space="preserve"> </w:t>
+      </w:r>
+      <w:r>
+        <w:rPr>
+          <w:b/>
+          <w:bCs/>
+          <w:u w:val="single"/>
+          <w:lang w:val="fr-FR"/>
+        </w:rPr>
+        <w:t>10</w:t>
+      </w:r>
+      <w:r>
+        <w:rPr>
+          <w:b/>
+          <w:bCs/>
+          <w:u w:val="single"/>
+          <w:lang w:val="fr-FR"/>
+        </w:rPr>
+        <w:t>/09 :</w:t>
+      </w:r>
+    </w:p>
+    <w:p>
+      <w:pPr>
+        <w:rPr>
+          <w:lang w:val="fr-FR"/>
+        </w:rPr>
+      </w:pPr>
+      <w:r>
+        <w:rPr>
+          <w:lang w:val="fr-FR"/>
+        </w:rPr>
+        <w:t>Ce que je vais faire</w:t>
+      </w:r>
+      <w:r>
+        <w:rPr>
+          <w:lang w:val="fr-FR"/>
+        </w:rPr>
+        <w:t> :</w:t>
+      </w:r>
+    </w:p>
+    <w:p>
+      <w:pPr>
+        <w:rPr>
+          <w:lang w:val="fr-FR"/>
+        </w:rPr>
+      </w:pPr>
+      <w:r>
+        <w:rPr>
+          <w:lang w:val="fr-FR"/>
+        </w:rPr>
+        <w:t>Ce que j’ai réalisé :</w:t>
+      </w:r>
+    </w:p>
+    <w:p>
+      <w:pPr>
+        <w:rPr>
+          <w:b/>
+          <w:bCs/>
+          <w:u w:val="single"/>
+          <w:lang w:val="fr-FR"/>
+        </w:rPr>
+      </w:pPr>
+      <w:r>
+        <w:rPr>
+          <w:b/>
+          <w:bCs/>
+          <w:u w:val="single"/>
+          <w:lang w:val="fr-FR"/>
+        </w:rPr>
+        <w:t>Jeudi</w:t>
+      </w:r>
+      <w:r>
+        <w:rPr>
+          <w:b/>
+          <w:bCs/>
+          <w:u w:val="single"/>
+          <w:lang w:val="fr-FR"/>
+        </w:rPr>
+        <w:t xml:space="preserve"> </w:t>
+      </w:r>
+      <w:r>
+        <w:rPr>
+          <w:b/>
+          <w:bCs/>
+          <w:u w:val="single"/>
+          <w:lang w:val="fr-FR"/>
+        </w:rPr>
+        <w:t>11</w:t>
+      </w:r>
+      <w:r>
+        <w:rPr>
+          <w:b/>
+          <w:bCs/>
+          <w:u w:val="single"/>
+          <w:lang w:val="fr-FR"/>
+        </w:rPr>
+        <w:t>/09 :</w:t>
+      </w:r>
+    </w:p>
+    <w:p>
+      <w:pPr>
+        <w:rPr>
+          <w:lang w:val="fr-FR"/>
+        </w:rPr>
+      </w:pPr>
+      <w:r>
+        <w:rPr>
+          <w:lang w:val="fr-FR"/>
+        </w:rPr>
+        <w:t>Ce que je vais faire</w:t>
+      </w:r>
+      <w:r>
+        <w:rPr>
+          <w:lang w:val="fr-FR"/>
+        </w:rPr>
+        <w:t> :</w:t>
+      </w:r>
+    </w:p>
+    <w:p>
+      <w:pPr>
+        <w:rPr>
+          <w:lang w:val="fr-FR"/>
+        </w:rPr>
+      </w:pPr>
+      <w:r>
+        <w:rPr>
+          <w:lang w:val="fr-FR"/>
+        </w:rPr>
+        <w:t>Ce que j’ai réalisé :</w:t>
+      </w:r>
+    </w:p>
+    <w:p>
+      <w:pPr>
+        <w:rPr>
+          <w:b/>
+          <w:bCs/>
+          <w:u w:val="single"/>
+          <w:lang w:val="fr-FR"/>
+        </w:rPr>
+      </w:pPr>
+      <w:r>
+        <w:rPr>
+          <w:b/>
+          <w:bCs/>
+          <w:u w:val="single"/>
+          <w:lang w:val="fr-FR"/>
+        </w:rPr>
+        <w:t>Vendredi</w:t>
+      </w:r>
+      <w:r>
+        <w:rPr>
+          <w:b/>
+          <w:bCs/>
+          <w:u w:val="single"/>
+          <w:lang w:val="fr-FR"/>
+        </w:rPr>
+        <w:t xml:space="preserve"> </w:t>
+      </w:r>
+      <w:r>
+        <w:rPr>
+          <w:b/>
+          <w:bCs/>
+          <w:u w:val="single"/>
+          <w:lang w:val="fr-FR"/>
+        </w:rPr>
+        <w:t>12</w:t>
+      </w:r>
+      <w:r>
+        <w:rPr>
+          <w:b/>
+          <w:bCs/>
+          <w:u w:val="single"/>
+          <w:lang w:val="fr-FR"/>
+        </w:rPr>
+        <w:t>/09 :</w:t>
+      </w:r>
+    </w:p>
+    <w:p>
+      <w:pPr>
+        <w:rPr>
+          <w:lang w:val="fr-FR"/>
+        </w:rPr>
+      </w:pPr>
+      <w:r>
+        <w:rPr>
+          <w:lang w:val="fr-FR"/>
+        </w:rPr>
+        <w:t>Ce que je vais faire</w:t>
+      </w:r>
+      <w:r>
+        <w:rPr>
+          <w:lang w:val="fr-FR"/>
+        </w:rPr>
+        <w:t> :</w:t>
+      </w:r>
+    </w:p>
+    <w:p>
+      <w:pPr>
+        <w:rPr>
+          <w:lang w:val="fr-FR"/>
+        </w:rPr>
+      </w:pPr>
+      <w:r>
+        <w:rPr>
+          <w:lang w:val="fr-FR"/>
+        </w:rPr>
+        <w:t>Ce que j’ai réalisé :</w:t>
+      </w:r>
+    </w:p>
+    <w:p>
+      <w:pPr>
+        <w:rPr>
+          <w:b/>
+          <w:bCs/>
+          <w:u w:val="single"/>
+          <w:lang w:val="fr-FR"/>
+        </w:rPr>
+      </w:pPr>
+      <w:r>
+        <w:rPr>
+          <w:b/>
+          <w:bCs/>
+          <w:u w:val="single"/>
+          <w:lang w:val="fr-FR"/>
+        </w:rPr>
+        <w:t>Lundi</w:t>
+      </w:r>
+      <w:r>
+        <w:rPr>
+          <w:b/>
+          <w:bCs/>
+          <w:u w:val="single"/>
+          <w:lang w:val="fr-FR"/>
+        </w:rPr>
+        <w:t xml:space="preserve"> 0</w:t>
+      </w:r>
+      <w:r>
+        <w:rPr>
+          <w:b/>
+          <w:bCs/>
+          <w:u w:val="single"/>
+          <w:lang w:val="fr-FR"/>
+        </w:rPr>
+        <w:t>8</w:t>
+      </w:r>
+      <w:r>
+        <w:rPr>
+          <w:b/>
+          <w:bCs/>
+          <w:u w:val="single"/>
+          <w:lang w:val="fr-FR"/>
+        </w:rPr>
+        <w:t>/09 :</w:t>
+      </w:r>
+    </w:p>
+    <w:p>
+      <w:pPr>
+        <w:rPr>
+          <w:lang w:val="fr-FR"/>
+        </w:rPr>
+      </w:pPr>
+      <w:r>
+        <w:rPr>
+          <w:lang w:val="fr-FR"/>
+        </w:rPr>
+        <w:t>Ce que je vais faire</w:t>
+      </w:r>
+      <w:r>
+        <w:rPr>
+          <w:lang w:val="fr-FR"/>
+        </w:rPr>
+        <w:t> :</w:t>
+      </w:r>
+    </w:p>
+    <w:p>
+      <w:pPr>
+        <w:rPr>
+          <w:lang w:val="fr-FR"/>
+        </w:rPr>
+      </w:pPr>
+      <w:r>
+        <w:rPr>
+          <w:lang w:val="fr-FR"/>
+        </w:rPr>
+        <w:t>Ce que j’ai réalisé :</w:t>
+      </w:r>
+    </w:p>
+    <w:p>
+      <w:pPr>
+        <w:rPr>
+          <w:b/>
+          <w:bCs/>
+          <w:u w:val="single"/>
+          <w:lang w:val="fr-FR"/>
+        </w:rPr>
+      </w:pPr>
+      <w:r>
+        <w:rPr>
+          <w:b/>
+          <w:bCs/>
+          <w:u w:val="single"/>
+          <w:lang w:val="fr-FR"/>
+        </w:rPr>
+        <w:t>Mardi</w:t>
+      </w:r>
+      <w:r>
+        <w:rPr>
+          <w:b/>
+          <w:bCs/>
+          <w:u w:val="single"/>
+          <w:lang w:val="fr-FR"/>
+        </w:rPr>
+        <w:t xml:space="preserve"> 0</w:t>
+      </w:r>
+      <w:r>
+        <w:rPr>
+          <w:b/>
+          <w:bCs/>
+          <w:u w:val="single"/>
+          <w:lang w:val="fr-FR"/>
+        </w:rPr>
+        <w:t>9</w:t>
+      </w:r>
+      <w:r>
+        <w:rPr>
+          <w:b/>
+          <w:bCs/>
+          <w:u w:val="single"/>
+          <w:lang w:val="fr-FR"/>
+        </w:rPr>
+        <w:t>/09 :</w:t>
+      </w:r>
+    </w:p>
+    <w:p>
+      <w:pPr>
+        <w:rPr>
+          <w:lang w:val="fr-FR"/>
+        </w:rPr>
+      </w:pPr>
+      <w:r>
+        <w:rPr>
+          <w:lang w:val="fr-FR"/>
+        </w:rPr>
+        <w:t>Ce que je vais faire</w:t>
+      </w:r>
+      <w:r>
+        <w:rPr>
+          <w:lang w:val="fr-FR"/>
+        </w:rPr>
+        <w:t> :</w:t>
+      </w:r>
+    </w:p>
+    <w:p>
+      <w:pPr>
+        <w:rPr>
+          <w:lang w:val="fr-FR"/>
+        </w:rPr>
+      </w:pPr>
+      <w:r>
+        <w:rPr>
+          <w:lang w:val="fr-FR"/>
+        </w:rPr>
+        <w:t>Ce que j’ai réalisé :</w:t>
+      </w:r>
+    </w:p>
+    <w:p>
+      <w:pPr>
+        <w:rPr>
+          <w:b/>
+          <w:bCs/>
+          <w:u w:val="single"/>
+          <w:lang w:val="fr-FR"/>
+        </w:rPr>
+      </w:pPr>
+      <w:r>
+        <w:rPr>
+          <w:b/>
+          <w:bCs/>
+          <w:u w:val="single"/>
+          <w:lang w:val="fr-FR"/>
+        </w:rPr>
+        <w:t>Mercredi</w:t>
+      </w:r>
+      <w:r>
+        <w:rPr>
+          <w:b/>
+          <w:bCs/>
+          <w:u w:val="single"/>
+          <w:lang w:val="fr-FR"/>
+        </w:rPr>
+        <w:t xml:space="preserve"> </w:t>
+      </w:r>
+      <w:r>
+        <w:rPr>
+          <w:b/>
+          <w:bCs/>
+          <w:u w:val="single"/>
+          <w:lang w:val="fr-FR"/>
+        </w:rPr>
+        <w:t>10</w:t>
+      </w:r>
+      <w:r>
+        <w:rPr>
+          <w:b/>
+          <w:bCs/>
+          <w:u w:val="single"/>
+          <w:lang w:val="fr-FR"/>
+        </w:rPr>
+        <w:t>/09 :</w:t>
+      </w:r>
+    </w:p>
+    <w:p>
+      <w:pPr>
+        <w:rPr>
+          <w:lang w:val="fr-FR"/>
+        </w:rPr>
+      </w:pPr>
+      <w:r>
+        <w:rPr>
+          <w:lang w:val="fr-FR"/>
+        </w:rPr>
+        <w:t>Ce que je vais faire</w:t>
+      </w:r>
+      <w:r>
+        <w:rPr>
+          <w:lang w:val="fr-FR"/>
+        </w:rPr>
+        <w:t> :</w:t>
+      </w:r>
+    </w:p>
+    <w:p>
+      <w:pPr>
+        <w:rPr>
+          <w:lang w:val="fr-FR"/>
+        </w:rPr>
+      </w:pPr>
+      <w:r>
+        <w:rPr>
+          <w:lang w:val="fr-FR"/>
+        </w:rPr>
+        <w:t>Ce que j’ai réalisé :</w:t>
+      </w:r>
+    </w:p>
+    <w:p>
+      <w:pPr>
+        <w:rPr>
+          <w:b/>
+          <w:bCs/>
+          <w:u w:val="single"/>
+          <w:lang w:val="fr-FR"/>
+        </w:rPr>
+      </w:pPr>
+      <w:r>
+        <w:rPr>
+          <w:b/>
+          <w:bCs/>
+          <w:u w:val="single"/>
+          <w:lang w:val="fr-FR"/>
+        </w:rPr>
+        <w:t>Jeudi</w:t>
+      </w:r>
+      <w:r>
+        <w:rPr>
+          <w:b/>
+          <w:bCs/>
+          <w:u w:val="single"/>
+          <w:lang w:val="fr-FR"/>
+        </w:rPr>
+        <w:t xml:space="preserve"> </w:t>
+      </w:r>
+      <w:r>
+        <w:rPr>
+          <w:b/>
+          <w:bCs/>
+          <w:u w:val="single"/>
+          <w:lang w:val="fr-FR"/>
+        </w:rPr>
+        <w:t>11</w:t>
+      </w:r>
+      <w:r>
+        <w:rPr>
+          <w:b/>
+          <w:bCs/>
+          <w:u w:val="single"/>
+          <w:lang w:val="fr-FR"/>
+        </w:rPr>
+        <w:t>/09 :</w:t>
+      </w:r>
+    </w:p>
+    <w:p>
+      <w:pPr>
+        <w:rPr>
+          <w:lang w:val="fr-FR"/>
+        </w:rPr>
+      </w:pPr>
+      <w:r>
+        <w:rPr>
+          <w:lang w:val="fr-FR"/>
+        </w:rPr>
+        <w:lastRenderedPageBreak/>
+        <w:t>Ce que je vais faire</w:t>
+      </w:r>
+      <w:r>
+        <w:rPr>
+          <w:lang w:val="fr-FR"/>
+        </w:rPr>
+        <w:t> :</w:t>
+      </w:r>
+    </w:p>
+    <w:p>
+      <w:pPr>
+        <w:rPr>
+          <w:lang w:val="fr-FR"/>
+        </w:rPr>
+      </w:pPr>
+      <w:r>
+        <w:rPr>
+          <w:lang w:val="fr-FR"/>
+        </w:rPr>
+        <w:t>Ce que j’ai réalisé :</w:t>
+      </w:r>
+    </w:p>
+    <w:p>
+      <w:pPr>
+        <w:rPr>
+          <w:b/>
+          <w:bCs/>
+          <w:u w:val="single"/>
+          <w:lang w:val="fr-FR"/>
+        </w:rPr>
+      </w:pPr>
+      <w:r>
+        <w:rPr>
+          <w:b/>
+          <w:bCs/>
+          <w:u w:val="single"/>
+          <w:lang w:val="fr-FR"/>
+        </w:rPr>
+        <w:t>Vendredi</w:t>
+      </w:r>
+      <w:r>
+        <w:rPr>
+          <w:b/>
+          <w:bCs/>
+          <w:u w:val="single"/>
+          <w:lang w:val="fr-FR"/>
+        </w:rPr>
+        <w:t xml:space="preserve"> </w:t>
+      </w:r>
+      <w:r>
+        <w:rPr>
+          <w:b/>
+          <w:bCs/>
+          <w:u w:val="single"/>
+          <w:lang w:val="fr-FR"/>
+        </w:rPr>
+        <w:t>12</w:t>
+      </w:r>
+      <w:r>
+        <w:rPr>
+          <w:b/>
+          <w:bCs/>
+          <w:u w:val="single"/>
+          <w:lang w:val="fr-FR"/>
+        </w:rPr>
+        <w:t>/09 :</w:t>
+      </w:r>
+    </w:p>
+    <w:p>
+      <w:pPr>
+        <w:rPr>
+          <w:lang w:val="fr-FR"/>
+        </w:rPr>
+      </w:pPr>
+      <w:r>
+        <w:rPr>
+          <w:lang w:val="fr-FR"/>
+        </w:rPr>
+        <w:t>Ce que je vais faire</w:t>
+      </w:r>
+      <w:r>
+        <w:rPr>
+          <w:lang w:val="fr-FR"/>
+        </w:rPr>
+        <w:t> :</w:t>
+      </w:r>
+    </w:p>
+    <w:p>
+      <w:pPr>
+        <w:rPr>
+          <w:lang w:val="fr-FR"/>
+        </w:rPr>
+      </w:pPr>
+      <w:r>
+        <w:rPr>
+          <w:lang w:val="fr-FR"/>
+        </w:rPr>
+        <w:t>Ce que j’ai réalisé :</w:t>
+      </w:r>
+    </w:p>
+    <w:p>
+      <w:pPr>
+        <w:rPr>
+          <w:b/>
+          <w:bCs/>
+          <w:u w:val="single"/>
+          <w:lang w:val="fr-FR"/>
+        </w:rPr>
+      </w:pPr>
+      <w:r>
+        <w:rPr>
+          <w:b/>
+          <w:bCs/>
+          <w:u w:val="single"/>
+          <w:lang w:val="fr-FR"/>
+        </w:rPr>
+        <w:t>Lundi</w:t>
+      </w:r>
+      <w:r>
+        <w:rPr>
+          <w:b/>
+          <w:bCs/>
+          <w:u w:val="single"/>
+          <w:lang w:val="fr-FR"/>
+        </w:rPr>
+        <w:t xml:space="preserve"> 0</w:t>
+      </w:r>
+      <w:r>
+        <w:rPr>
+          <w:b/>
+          <w:bCs/>
+          <w:u w:val="single"/>
+          <w:lang w:val="fr-FR"/>
+        </w:rPr>
+        <w:t>8</w:t>
+      </w:r>
+      <w:r>
+        <w:rPr>
+          <w:b/>
+          <w:bCs/>
+          <w:u w:val="single"/>
+          <w:lang w:val="fr-FR"/>
+        </w:rPr>
+        <w:t>/09 :</w:t>
+      </w:r>
+    </w:p>
+    <w:p>
+      <w:pPr>
+        <w:rPr>
+          <w:lang w:val="fr-FR"/>
+        </w:rPr>
+      </w:pPr>
+      <w:r>
+        <w:rPr>
+          <w:lang w:val="fr-FR"/>
+        </w:rPr>
+        <w:t>Ce que je vais faire</w:t>
+      </w:r>
+      <w:r>
+        <w:rPr>
+          <w:lang w:val="fr-FR"/>
+        </w:rPr>
+        <w:t> :</w:t>
+      </w:r>
+    </w:p>
+    <w:p>
+      <w:pPr>
+        <w:rPr>
+          <w:lang w:val="fr-FR"/>
+        </w:rPr>
+      </w:pPr>
+      <w:r>
+        <w:rPr>
+          <w:lang w:val="fr-FR"/>
+        </w:rPr>
+        <w:t>Ce que j’ai réalisé :</w:t>
+      </w:r>
+    </w:p>
+    <w:p>
+      <w:pPr>
+        <w:rPr>
+          <w:b/>
+          <w:bCs/>
+          <w:u w:val="single"/>
+          <w:lang w:val="fr-FR"/>
+        </w:rPr>
+      </w:pPr>
+      <w:r>
+        <w:rPr>
+          <w:b/>
+          <w:bCs/>
+          <w:u w:val="single"/>
+          <w:lang w:val="fr-FR"/>
+        </w:rPr>
+        <w:t>Mardi</w:t>
+      </w:r>
+      <w:r>
+        <w:rPr>
+          <w:b/>
+          <w:bCs/>
+          <w:u w:val="single"/>
+          <w:lang w:val="fr-FR"/>
+        </w:rPr>
+        <w:t xml:space="preserve"> 0</w:t>
+      </w:r>
+      <w:r>
+        <w:rPr>
+          <w:b/>
+          <w:bCs/>
+          <w:u w:val="single"/>
+          <w:lang w:val="fr-FR"/>
+        </w:rPr>
+        <w:t>9</w:t>
+      </w:r>
+      <w:r>
+        <w:rPr>
+          <w:b/>
+          <w:bCs/>
+          <w:u w:val="single"/>
+          <w:lang w:val="fr-FR"/>
+        </w:rPr>
+        <w:t>/09 :</w:t>
+      </w:r>
+    </w:p>
+    <w:p>
+      <w:pPr>
+        <w:rPr>
+          <w:lang w:val="fr-FR"/>
+        </w:rPr>
+      </w:pPr>
+      <w:r>
+        <w:rPr>
+          <w:lang w:val="fr-FR"/>
+        </w:rPr>
+        <w:t>Ce que je vais faire</w:t>
+      </w:r>
+      <w:r>
+        <w:rPr>
+          <w:lang w:val="fr-FR"/>
+        </w:rPr>
+        <w:t> :</w:t>
+      </w:r>
+    </w:p>
+    <w:p>
+      <w:pPr>
+        <w:rPr>
+          <w:lang w:val="fr-FR"/>
+        </w:rPr>
+      </w:pPr>
+      <w:r>
+        <w:rPr>
+          <w:lang w:val="fr-FR"/>
+        </w:rPr>
+        <w:t>Ce que j’ai réalisé :</w:t>
+      </w:r>
+    </w:p>
+    <w:p>
+      <w:pPr>
+        <w:rPr>
+          <w:b/>
+          <w:bCs/>
+          <w:u w:val="single"/>
+          <w:lang w:val="fr-FR"/>
+        </w:rPr>
+      </w:pPr>
+      <w:r>
+        <w:rPr>
+          <w:b/>
+          <w:bCs/>
+          <w:u w:val="single"/>
+          <w:lang w:val="fr-FR"/>
+        </w:rPr>
+        <w:t>Mercredi</w:t>
+      </w:r>
+      <w:r>
+        <w:rPr>
+          <w:b/>
+          <w:bCs/>
+          <w:u w:val="single"/>
+          <w:lang w:val="fr-FR"/>
+        </w:rPr>
+        <w:t xml:space="preserve"> </w:t>
+      </w:r>
+      <w:r>
+        <w:rPr>
+          <w:b/>
+          <w:bCs/>
+          <w:u w:val="single"/>
+          <w:lang w:val="fr-FR"/>
+        </w:rPr>
+        <w:t>10</w:t>
+      </w:r>
+      <w:r>
+        <w:rPr>
+          <w:b/>
+          <w:bCs/>
+          <w:u w:val="single"/>
+          <w:lang w:val="fr-FR"/>
+        </w:rPr>
+        <w:t>/09 :</w:t>
+      </w:r>
+    </w:p>
+    <w:p>
+      <w:pPr>
+        <w:rPr>
+          <w:lang w:val="fr-FR"/>
+        </w:rPr>
+      </w:pPr>
+      <w:r>
+        <w:rPr>
+          <w:lang w:val="fr-FR"/>
+        </w:rPr>
+        <w:t>Ce que je vais faire</w:t>
+      </w:r>
+      <w:r>
+        <w:rPr>
+          <w:lang w:val="fr-FR"/>
+        </w:rPr>
+        <w:t> :</w:t>
+      </w:r>
+    </w:p>
+    <w:p>
+      <w:pPr>
+        <w:rPr>
+          <w:lang w:val="fr-FR"/>
+        </w:rPr>
+      </w:pPr>
+      <w:r>
+        <w:rPr>
+          <w:lang w:val="fr-FR"/>
+        </w:rPr>
+        <w:t>Ce que j’ai réalisé :</w:t>
+      </w:r>
+    </w:p>
+    <w:p>
+      <w:pPr>
+        <w:rPr>
+          <w:b/>
+          <w:bCs/>
+          <w:u w:val="single"/>
+          <w:lang w:val="fr-FR"/>
+        </w:rPr>
+      </w:pPr>
+      <w:r>
+        <w:rPr>
+          <w:b/>
+          <w:bCs/>
+          <w:u w:val="single"/>
+          <w:lang w:val="fr-FR"/>
+        </w:rPr>
+        <w:t>Jeudi</w:t>
+      </w:r>
+      <w:r>
+        <w:rPr>
+          <w:b/>
+          <w:bCs/>
+          <w:u w:val="single"/>
+          <w:lang w:val="fr-FR"/>
+        </w:rPr>
+        <w:t xml:space="preserve"> </w:t>
+      </w:r>
+      <w:r>
+        <w:rPr>
+          <w:b/>
+          <w:bCs/>
+          <w:u w:val="single"/>
+          <w:lang w:val="fr-FR"/>
+        </w:rPr>
+        <w:t>11</w:t>
+      </w:r>
+      <w:r>
+        <w:rPr>
+          <w:b/>
+          <w:bCs/>
+          <w:u w:val="single"/>
+          <w:lang w:val="fr-FR"/>
+        </w:rPr>
+        <w:t>/09 :</w:t>
+      </w:r>
+    </w:p>
+    <w:p>
+      <w:pPr>
+        <w:rPr>
+          <w:lang w:val="fr-FR"/>
+        </w:rPr>
+      </w:pPr>
+      <w:r>
+        <w:rPr>
+          <w:lang w:val="fr-FR"/>
+        </w:rPr>
+        <w:t>Ce que je vais faire</w:t>
+      </w:r>
+      <w:r>
+        <w:rPr>
+          <w:lang w:val="fr-FR"/>
+        </w:rPr>
+        <w:t> :</w:t>
+      </w:r>
+    </w:p>
+    <w:p>
+      <w:pPr>
+        <w:rPr>
+          <w:lang w:val="fr-FR"/>
+        </w:rPr>
+      </w:pPr>
+      <w:r>
+        <w:rPr>
+          <w:lang w:val="fr-FR"/>
+        </w:rPr>
+        <w:t>Ce que j’ai réalisé :</w:t>
+      </w:r>
+    </w:p>
+    <w:p>
+      <w:pPr>
+        <w:rPr>
+          <w:b/>
+          <w:bCs/>
+          <w:u w:val="single"/>
+          <w:lang w:val="fr-FR"/>
+        </w:rPr>
+      </w:pPr>
+      <w:r>
+        <w:rPr>
+          <w:b/>
+          <w:bCs/>
+          <w:u w:val="single"/>
+          <w:lang w:val="fr-FR"/>
+        </w:rPr>
+        <w:t>Vendredi</w:t>
+      </w:r>
+      <w:r>
+        <w:rPr>
+          <w:b/>
+          <w:bCs/>
+          <w:u w:val="single"/>
+          <w:lang w:val="fr-FR"/>
+        </w:rPr>
+        <w:t xml:space="preserve"> </w:t>
+      </w:r>
+      <w:r>
+        <w:rPr>
+          <w:b/>
+          <w:bCs/>
+          <w:u w:val="single"/>
+          <w:lang w:val="fr-FR"/>
+        </w:rPr>
+        <w:t>12</w:t>
+      </w:r>
+      <w:r>
+        <w:rPr>
+          <w:b/>
+          <w:bCs/>
+          <w:u w:val="single"/>
+          <w:lang w:val="fr-FR"/>
+        </w:rPr>
+        <w:t>/09 :</w:t>
+      </w:r>
+    </w:p>
+    <w:p>
+      <w:pPr>
+        <w:rPr>
+          <w:lang w:val="fr-FR"/>
+        </w:rPr>
+      </w:pPr>
+      <w:r>
+        <w:rPr>
+          <w:lang w:val="fr-FR"/>
+        </w:rPr>
+        <w:t>Ce que je vais faire</w:t>
+      </w:r>
+      <w:r>
+        <w:rPr>
+          <w:lang w:val="fr-FR"/>
+        </w:rPr>
+        <w:t> :</w:t>
+      </w:r>
+    </w:p>
+    <w:p>
+      <w:pPr>
+        <w:rPr>
+          <w:lang w:val="fr-FR"/>
+        </w:rPr>
+      </w:pPr>
+      <w:r>
+        <w:rPr>
+          <w:lang w:val="fr-FR"/>
+        </w:rPr>
+        <w:t>Ce que j’ai réalisé :</w:t>
+      </w:r>
+    </w:p>
+    <w:p>
+      <w:pPr>
+        <w:rPr>
+          <w:b/>
+          <w:bCs/>
+          <w:u w:val="single"/>
+          <w:lang w:val="fr-FR"/>
+        </w:rPr>
+      </w:pPr>
+      <w:r>
+        <w:rPr>
+          <w:b/>
+          <w:bCs/>
+          <w:u w:val="single"/>
+          <w:lang w:val="fr-FR"/>
+        </w:rPr>
+        <w:t>Lundi</w:t>
+      </w:r>
+      <w:r>
+        <w:rPr>
+          <w:b/>
+          <w:bCs/>
+          <w:u w:val="single"/>
+          <w:lang w:val="fr-FR"/>
+        </w:rPr>
+        <w:t xml:space="preserve"> 0</w:t>
+      </w:r>
+      <w:r>
+        <w:rPr>
+          <w:b/>
+          <w:bCs/>
+          <w:u w:val="single"/>
+          <w:lang w:val="fr-FR"/>
+        </w:rPr>
+        <w:t>8</w:t>
+      </w:r>
+      <w:r>
+        <w:rPr>
+          <w:b/>
+          <w:bCs/>
+          <w:u w:val="single"/>
+          <w:lang w:val="fr-FR"/>
+        </w:rPr>
+        <w:t>/09 :</w:t>
+      </w:r>
+    </w:p>
+    <w:p>
+      <w:pPr>
+        <w:rPr>
+          <w:lang w:val="fr-FR"/>
+        </w:rPr>
+      </w:pPr>
+      <w:r>
+        <w:rPr>
+          <w:lang w:val="fr-FR"/>
+        </w:rPr>
+        <w:t>Ce que je vais faire</w:t>
+      </w:r>
+      <w:r>
+        <w:rPr>
+          <w:lang w:val="fr-FR"/>
+        </w:rPr>
+        <w:t> :</w:t>
+      </w:r>
+    </w:p>
+    <w:p>
+      <w:pPr>
+        <w:rPr>
+          <w:lang w:val="fr-FR"/>
+        </w:rPr>
+      </w:pPr>
+      <w:r>
+        <w:rPr>
+          <w:lang w:val="fr-FR"/>
+        </w:rPr>
+        <w:t>Ce que j’ai réalisé :</w:t>
+      </w:r>
+    </w:p>
+    <w:p>
+      <w:pPr>
+        <w:rPr>
+          <w:b/>
+          <w:bCs/>
+          <w:u w:val="single"/>
+          <w:lang w:val="fr-FR"/>
+        </w:rPr>
+      </w:pPr>
+      <w:r>
+        <w:rPr>
+          <w:b/>
+          <w:bCs/>
+          <w:u w:val="single"/>
+          <w:lang w:val="fr-FR"/>
+        </w:rPr>
+        <w:t>Mardi</w:t>
+      </w:r>
+      <w:r>
+        <w:rPr>
+          <w:b/>
+          <w:bCs/>
+          <w:u w:val="single"/>
+          <w:lang w:val="fr-FR"/>
+        </w:rPr>
+        <w:t xml:space="preserve"> 0</w:t>
+      </w:r>
+      <w:r>
+        <w:rPr>
+          <w:b/>
+          <w:bCs/>
+          <w:u w:val="single"/>
+          <w:lang w:val="fr-FR"/>
+        </w:rPr>
+        <w:t>9</w:t>
+      </w:r>
+      <w:r>
+        <w:rPr>
+          <w:b/>
+          <w:bCs/>
+          <w:u w:val="single"/>
+          <w:lang w:val="fr-FR"/>
+        </w:rPr>
+        <w:t>/09 :</w:t>
+      </w:r>
+    </w:p>
+    <w:p>
+      <w:pPr>
+        <w:rPr>
+          <w:lang w:val="fr-FR"/>
+        </w:rPr>
+      </w:pPr>
+      <w:r>
+        <w:rPr>
+          <w:lang w:val="fr-FR"/>
+        </w:rPr>
+        <w:t>Ce que je vais faire</w:t>
+      </w:r>
+      <w:r>
+        <w:rPr>
+          <w:lang w:val="fr-FR"/>
+        </w:rPr>
+        <w:t> :</w:t>
+      </w:r>
+    </w:p>
+    <w:p>
+      <w:pPr>
+        <w:rPr>
+          <w:lang w:val="fr-FR"/>
+        </w:rPr>
+      </w:pPr>
+      <w:r>
+        <w:rPr>
+          <w:lang w:val="fr-FR"/>
+        </w:rPr>
+        <w:t>Ce que j’ai réalisé :</w:t>
+      </w:r>
+    </w:p>
+    <w:p>
+      <w:pPr>
+        <w:rPr>
+          <w:b/>
+          <w:bCs/>
+          <w:u w:val="single"/>
+          <w:lang w:val="fr-FR"/>
+        </w:rPr>
+      </w:pPr>
+      <w:r>
+        <w:rPr>
+          <w:b/>
+          <w:bCs/>
+          <w:u w:val="single"/>
+          <w:lang w:val="fr-FR"/>
+        </w:rPr>
+        <w:t>Mercredi</w:t>
+      </w:r>
+      <w:r>
+        <w:rPr>
+          <w:b/>
+          <w:bCs/>
+          <w:u w:val="single"/>
+          <w:lang w:val="fr-FR"/>
+        </w:rPr>
+        <w:t xml:space="preserve"> </w:t>
+      </w:r>
+      <w:r>
+        <w:rPr>
+          <w:b/>
+          <w:bCs/>
+          <w:u w:val="single"/>
+          <w:lang w:val="fr-FR"/>
+        </w:rPr>
+        <w:t>10</w:t>
+      </w:r>
+      <w:r>
+        <w:rPr>
+          <w:b/>
+          <w:bCs/>
+          <w:u w:val="single"/>
+          <w:lang w:val="fr-FR"/>
+        </w:rPr>
+        <w:t>/09 :</w:t>
+      </w:r>
+    </w:p>
+    <w:p>
+      <w:pPr>
+        <w:rPr>
+          <w:lang w:val="fr-FR"/>
+        </w:rPr>
+      </w:pPr>
+      <w:r>
+        <w:rPr>
+          <w:lang w:val="fr-FR"/>
+        </w:rPr>
+        <w:t>Ce que je vais faire</w:t>
+      </w:r>
+      <w:r>
+        <w:rPr>
+          <w:lang w:val="fr-FR"/>
+        </w:rPr>
+        <w:t> :</w:t>
+      </w:r>
+    </w:p>
+    <w:p>
+      <w:pPr>
+        <w:rPr>
+          <w:lang w:val="fr-FR"/>
+        </w:rPr>
+      </w:pPr>
+      <w:r>
+        <w:rPr>
+          <w:lang w:val="fr-FR"/>
+        </w:rPr>
+        <w:lastRenderedPageBreak/>
+        <w:t>Ce que j’ai réalisé :</w:t>
+      </w:r>
+    </w:p>
+    <w:p>
+      <w:pPr>
+        <w:rPr>
+          <w:b/>
+          <w:bCs/>
+          <w:u w:val="single"/>
+          <w:lang w:val="fr-FR"/>
+        </w:rPr>
+      </w:pPr>
+      <w:r>
+        <w:rPr>
+          <w:b/>
+          <w:bCs/>
+          <w:u w:val="single"/>
+          <w:lang w:val="fr-FR"/>
+        </w:rPr>
+        <w:t>Jeudi</w:t>
+      </w:r>
+      <w:r>
+        <w:rPr>
+          <w:b/>
+          <w:bCs/>
+          <w:u w:val="single"/>
+          <w:lang w:val="fr-FR"/>
+        </w:rPr>
+        <w:t xml:space="preserve"> </w:t>
+      </w:r>
+      <w:r>
+        <w:rPr>
+          <w:b/>
+          <w:bCs/>
+          <w:u w:val="single"/>
+          <w:lang w:val="fr-FR"/>
+        </w:rPr>
+        <w:t>11</w:t>
+      </w:r>
+      <w:r>
+        <w:rPr>
+          <w:b/>
+          <w:bCs/>
+          <w:u w:val="single"/>
+          <w:lang w:val="fr-FR"/>
+        </w:rPr>
+        <w:t>/09 :</w:t>
+      </w:r>
+    </w:p>
+    <w:p>
+      <w:pPr>
+        <w:rPr>
+          <w:lang w:val="fr-FR"/>
+        </w:rPr>
+      </w:pPr>
+      <w:r>
+        <w:rPr>
+          <w:lang w:val="fr-FR"/>
+        </w:rPr>
+        <w:t>Ce que je vais faire</w:t>
+      </w:r>
+      <w:r>
+        <w:rPr>
+          <w:lang w:val="fr-FR"/>
+        </w:rPr>
+        <w:t> :</w:t>
+      </w:r>
+    </w:p>
+    <w:p>
+      <w:pPr>
+        <w:rPr>
+          <w:lang w:val="fr-FR"/>
+        </w:rPr>
+      </w:pPr>
+      <w:r>
+        <w:rPr>
+          <w:lang w:val="fr-FR"/>
+        </w:rPr>
+        <w:t>Ce que j’ai réalisé :</w:t>
+      </w:r>
+    </w:p>
+    <w:p>
+      <w:pPr>
+        <w:rPr>
+          <w:b/>
+          <w:bCs/>
+          <w:u w:val="single"/>
+          <w:lang w:val="fr-FR"/>
+        </w:rPr>
+      </w:pPr>
+      <w:r>
+        <w:rPr>
+          <w:b/>
+          <w:bCs/>
+          <w:u w:val="single"/>
+          <w:lang w:val="fr-FR"/>
+        </w:rPr>
+        <w:t>Vendredi</w:t>
+      </w:r>
+      <w:r>
+        <w:rPr>
+          <w:b/>
+          <w:bCs/>
+          <w:u w:val="single"/>
+          <w:lang w:val="fr-FR"/>
+        </w:rPr>
+        <w:t xml:space="preserve"> </w:t>
+      </w:r>
+      <w:r>
+        <w:rPr>
+          <w:b/>
+          <w:bCs/>
+          <w:u w:val="single"/>
+          <w:lang w:val="fr-FR"/>
+        </w:rPr>
+        <w:t>12</w:t>
+      </w:r>
+      <w:r>
+        <w:rPr>
+          <w:b/>
+          <w:bCs/>
+          <w:u w:val="single"/>
+          <w:lang w:val="fr-FR"/>
+        </w:rPr>
+        <w:t>/09 :</w:t>
+      </w:r>
+    </w:p>
+    <w:p>
+      <w:pPr>
+        <w:rPr>
+          <w:lang w:val="fr-FR"/>
+        </w:rPr>
+      </w:pPr>
+      <w:r>
+        <w:rPr>
+          <w:lang w:val="fr-FR"/>
+        </w:rPr>
+        <w:t>Ce que je vais faire</w:t>
+      </w:r>
+      <w:r>
+        <w:rPr>
+          <w:lang w:val="fr-FR"/>
+        </w:rPr>
+        <w:t> :</w:t>
+      </w:r>
+    </w:p>
+    <w:p>
+      <w:pPr>
+        <w:rPr>
+          <w:lang w:val="fr-FR"/>
+        </w:rPr>
+      </w:pPr>
+      <w:r>
+        <w:rPr>
+          <w:lang w:val="fr-FR"/>
+        </w:rPr>
+        <w:t>Ce que j’ai réalisé :</w:t>
+      </w:r>
+    </w:p>
+    <w:p>
+      <w:pPr>
+        <w:rPr>
+          <w:b/>
+          <w:bCs/>
+          <w:u w:val="single"/>
+          <w:lang w:val="fr-FR"/>
+        </w:rPr>
+      </w:pPr>
+      <w:r>
+        <w:rPr>
+          <w:b/>
+          <w:bCs/>
+          <w:u w:val="single"/>
+          <w:lang w:val="fr-FR"/>
+        </w:rPr>
+        <w:t>Lundi</w:t>
+      </w:r>
+      <w:r>
+        <w:rPr>
+          <w:b/>
+          <w:bCs/>
+          <w:u w:val="single"/>
+          <w:lang w:val="fr-FR"/>
+        </w:rPr>
+        <w:t xml:space="preserve"> 0</w:t>
+      </w:r>
+      <w:r>
+        <w:rPr>
+          <w:b/>
+          <w:bCs/>
+          <w:u w:val="single"/>
+          <w:lang w:val="fr-FR"/>
+        </w:rPr>
+        <w:t>8</w:t>
+      </w:r>
+      <w:r>
+        <w:rPr>
+          <w:b/>
+          <w:bCs/>
+          <w:u w:val="single"/>
+          <w:lang w:val="fr-FR"/>
+        </w:rPr>
+        <w:t>/09 :</w:t>
+      </w:r>
+    </w:p>
+    <w:p>
+      <w:pPr>
+        <w:rPr>
+          <w:lang w:val="fr-FR"/>
+        </w:rPr>
+      </w:pPr>
+      <w:r>
+        <w:rPr>
+          <w:lang w:val="fr-FR"/>
+        </w:rPr>
+        <w:t>Ce que je vais faire</w:t>
+      </w:r>
+      <w:r>
+        <w:rPr>
+          <w:lang w:val="fr-FR"/>
+        </w:rPr>
+        <w:t> :</w:t>
+      </w:r>
+    </w:p>
+    <w:p>
+      <w:pPr>
+        <w:rPr>
+          <w:lang w:val="fr-FR"/>
+        </w:rPr>
+      </w:pPr>
+      <w:r>
+        <w:rPr>
+          <w:lang w:val="fr-FR"/>
+        </w:rPr>
+        <w:t>Ce que j’ai réalisé :</w:t>
+      </w:r>
+    </w:p>
+    <w:p>
+      <w:pPr>
+        <w:rPr>
+          <w:b/>
+          <w:bCs/>
+          <w:u w:val="single"/>
+          <w:lang w:val="fr-FR"/>
+        </w:rPr>
+      </w:pPr>
+      <w:r>
+        <w:rPr>
+          <w:b/>
+          <w:bCs/>
+          <w:u w:val="single"/>
+          <w:lang w:val="fr-FR"/>
+        </w:rPr>
+        <w:t>Mardi</w:t>
+      </w:r>
+      <w:r>
+        <w:rPr>
+          <w:b/>
+          <w:bCs/>
+          <w:u w:val="single"/>
+          <w:lang w:val="fr-FR"/>
+        </w:rPr>
+        <w:t xml:space="preserve"> 0</w:t>
+      </w:r>
+      <w:r>
+        <w:rPr>
+          <w:b/>
+          <w:bCs/>
+          <w:u w:val="single"/>
+          <w:lang w:val="fr-FR"/>
+        </w:rPr>
+        <w:t>9</w:t>
+      </w:r>
+      <w:r>
+        <w:rPr>
+          <w:b/>
+          <w:bCs/>
+          <w:u w:val="single"/>
+          <w:lang w:val="fr-FR"/>
+        </w:rPr>
+        <w:t>/09 :</w:t>
+      </w:r>
+    </w:p>
+    <w:p>
+      <w:pPr>
+        <w:rPr>
+          <w:lang w:val="fr-FR"/>
+        </w:rPr>
+      </w:pPr>
+      <w:r>
+        <w:rPr>
+          <w:lang w:val="fr-FR"/>
+        </w:rPr>
+        <w:t>Ce que je vais faire</w:t>
+      </w:r>
+      <w:r>
+        <w:rPr>
+          <w:lang w:val="fr-FR"/>
+        </w:rPr>
+        <w:t> :</w:t>
+      </w:r>
+    </w:p>
+    <w:p>
+      <w:pPr>
+        <w:rPr>
+          <w:lang w:val="fr-FR"/>
+        </w:rPr>
+      </w:pPr>
+      <w:r>
+        <w:rPr>
+          <w:lang w:val="fr-FR"/>
+        </w:rPr>
+        <w:t>Ce que j’ai réalisé :</w:t>
+      </w:r>
+    </w:p>
+    <w:p>
+      <w:pPr>
+        <w:rPr>
+          <w:b/>
+          <w:bCs/>
+          <w:u w:val="single"/>
+          <w:lang w:val="fr-FR"/>
+        </w:rPr>
+      </w:pPr>
+      <w:r>
+        <w:rPr>
+          <w:b/>
+          <w:bCs/>
+          <w:u w:val="single"/>
+          <w:lang w:val="fr-FR"/>
+        </w:rPr>
+        <w:t>Mercredi</w:t>
+      </w:r>
+      <w:r>
+        <w:rPr>
+          <w:b/>
+          <w:bCs/>
+          <w:u w:val="single"/>
+          <w:lang w:val="fr-FR"/>
+        </w:rPr>
+        <w:t xml:space="preserve"> </w:t>
+      </w:r>
+      <w:r>
+        <w:rPr>
+          <w:b/>
+          <w:bCs/>
+          <w:u w:val="single"/>
+          <w:lang w:val="fr-FR"/>
+        </w:rPr>
+        <w:t>10</w:t>
+      </w:r>
+      <w:r>
+        <w:rPr>
+          <w:b/>
+          <w:bCs/>
+          <w:u w:val="single"/>
+          <w:lang w:val="fr-FR"/>
+        </w:rPr>
+        <w:t>/09 :</w:t>
+      </w:r>
+    </w:p>
+    <w:p>
+      <w:pPr>
+        <w:rPr>
+          <w:lang w:val="fr-FR"/>
+        </w:rPr>
+      </w:pPr>
+      <w:r>
+        <w:rPr>
+          <w:lang w:val="fr-FR"/>
+        </w:rPr>
+        <w:t>Ce que je vais faire</w:t>
+      </w:r>
+      <w:r>
+        <w:rPr>
+          <w:lang w:val="fr-FR"/>
+        </w:rPr>
+        <w:t> :</w:t>
+      </w:r>
+    </w:p>
+    <w:p>
+      <w:pPr>
+        <w:rPr>
+          <w:lang w:val="fr-FR"/>
+        </w:rPr>
+      </w:pPr>
+      <w:r>
+        <w:rPr>
+          <w:lang w:val="fr-FR"/>
+        </w:rPr>
+        <w:t>Ce que j’ai réalisé :</w:t>
+      </w:r>
+    </w:p>
+    <w:p>
+      <w:pPr>
+        <w:rPr>
+          <w:b/>
+          <w:bCs/>
+          <w:u w:val="single"/>
+          <w:lang w:val="fr-FR"/>
+        </w:rPr>
+      </w:pPr>
+      <w:r>
+        <w:rPr>
+          <w:b/>
+          <w:bCs/>
+          <w:u w:val="single"/>
+          <w:lang w:val="fr-FR"/>
+        </w:rPr>
+        <w:t>Jeudi</w:t>
+      </w:r>
+      <w:r>
+        <w:rPr>
+          <w:b/>
+          <w:bCs/>
+          <w:u w:val="single"/>
+          <w:lang w:val="fr-FR"/>
+        </w:rPr>
+        <w:t xml:space="preserve"> </w:t>
+      </w:r>
+      <w:r>
+        <w:rPr>
+          <w:b/>
+          <w:bCs/>
+          <w:u w:val="single"/>
+          <w:lang w:val="fr-FR"/>
+        </w:rPr>
+        <w:t>11</w:t>
+      </w:r>
+      <w:r>
+        <w:rPr>
+          <w:b/>
+          <w:bCs/>
+          <w:u w:val="single"/>
+          <w:lang w:val="fr-FR"/>
+        </w:rPr>
+        <w:t>/09 :</w:t>
+      </w:r>
+    </w:p>
+    <w:p>
+      <w:pPr>
+        <w:rPr>
+          <w:lang w:val="fr-FR"/>
+        </w:rPr>
+      </w:pPr>
+      <w:r>
+        <w:rPr>
+          <w:lang w:val="fr-FR"/>
+        </w:rPr>
+        <w:t>Ce que je vais faire</w:t>
+      </w:r>
+      <w:r>
+        <w:rPr>
+          <w:lang w:val="fr-FR"/>
+        </w:rPr>
+        <w:t> :</w:t>
+      </w:r>
+    </w:p>
+    <w:p>
+      <w:pPr>
+        <w:rPr>
+          <w:lang w:val="fr-FR"/>
+        </w:rPr>
+      </w:pPr>
+      <w:r>
+        <w:rPr>
+          <w:lang w:val="fr-FR"/>
+        </w:rPr>
+        <w:t>Ce que j’ai réalisé :</w:t>
+      </w:r>
+    </w:p>
+    <w:p>
+      <w:pPr>
+        <w:rPr>
+          <w:b/>
+          <w:bCs/>
+          <w:u w:val="single"/>
+          <w:lang w:val="fr-FR"/>
+        </w:rPr>
+      </w:pPr>
+      <w:r>
+        <w:rPr>
+          <w:b/>
+          <w:bCs/>
+          <w:u w:val="single"/>
+          <w:lang w:val="fr-FR"/>
+        </w:rPr>
+        <w:t>Vendredi</w:t>
+      </w:r>
+      <w:r>
+        <w:rPr>
+          <w:b/>
+          <w:bCs/>
+          <w:u w:val="single"/>
+          <w:lang w:val="fr-FR"/>
+        </w:rPr>
+        <w:t xml:space="preserve"> </w:t>
+      </w:r>
+      <w:r>
+        <w:rPr>
+          <w:b/>
+          <w:bCs/>
+          <w:u w:val="single"/>
+          <w:lang w:val="fr-FR"/>
+        </w:rPr>
+        <w:t>12</w:t>
+      </w:r>
+      <w:r>
+        <w:rPr>
+          <w:b/>
+          <w:bCs/>
+          <w:u w:val="single"/>
+          <w:lang w:val="fr-FR"/>
+        </w:rPr>
+        <w:t>/09 :</w:t>
+      </w:r>
+    </w:p>
+    <w:p>
+      <w:pPr>
+        <w:rPr>
+          <w:lang w:val="fr-FR"/>
+        </w:rPr>
+      </w:pPr>
+      <w:r>
+        <w:rPr>
+          <w:lang w:val="fr-FR"/>
+        </w:rPr>
+        <w:t>Ce que je vais faire</w:t>
+      </w:r>
+      <w:r>
+        <w:rPr>
+          <w:lang w:val="fr-FR"/>
+        </w:rPr>
+        <w:t> :</w:t>
+      </w:r>
+    </w:p>
+    <w:p>
+      <w:pPr>
+        <w:rPr>
+          <w:lang w:val="fr-FR"/>
+        </w:rPr>
+      </w:pPr>
+      <w:r>
+        <w:rPr>
+          <w:lang w:val="fr-FR"/>
+        </w:rPr>
+        <w:t>Ce que j’ai réalisé :</w:t>
+      </w:r>
+    </w:p>
+    <w:p>
+      <w:pPr>
+        <w:rPr>
+          <w:b/>
+          <w:bCs/>
+          <w:u w:val="single"/>
+          <w:lang w:val="fr-FR"/>
+        </w:rPr>
+      </w:pPr>
+      <w:r>
+        <w:rPr>
+          <w:b/>
+          <w:bCs/>
+          <w:u w:val="single"/>
+          <w:lang w:val="fr-FR"/>
+        </w:rPr>
+        <w:t>Lundi</w:t>
+      </w:r>
+      <w:r>
+        <w:rPr>
+          <w:b/>
+          <w:bCs/>
+          <w:u w:val="single"/>
+          <w:lang w:val="fr-FR"/>
+        </w:rPr>
+        <w:t xml:space="preserve"> 0</w:t>
+      </w:r>
+      <w:r>
+        <w:rPr>
+          <w:b/>
+          <w:bCs/>
+          <w:u w:val="single"/>
+          <w:lang w:val="fr-FR"/>
+        </w:rPr>
+        <w:t>8</w:t>
+      </w:r>
+      <w:r>
+        <w:rPr>
+          <w:b/>
+          <w:bCs/>
+          <w:u w:val="single"/>
+          <w:lang w:val="fr-FR"/>
+        </w:rPr>
+        <w:t>/09 :</w:t>
+      </w:r>
+    </w:p>
+    <w:p>
+      <w:pPr>
+        <w:rPr>
+          <w:lang w:val="fr-FR"/>
+        </w:rPr>
+      </w:pPr>
+      <w:r>
+        <w:rPr>
+          <w:lang w:val="fr-FR"/>
+        </w:rPr>
+        <w:t>Ce que je vais faire</w:t>
+      </w:r>
+      <w:r>
+        <w:rPr>
+          <w:lang w:val="fr-FR"/>
+        </w:rPr>
+        <w:t> :</w:t>
+      </w:r>
+    </w:p>
+    <w:p>
+      <w:pPr>
+        <w:rPr>
+          <w:lang w:val="fr-FR"/>
+        </w:rPr>
+      </w:pPr>
+      <w:r>
+        <w:rPr>
+          <w:lang w:val="fr-FR"/>
+        </w:rPr>
+        <w:t>Ce que j’ai réalisé :</w:t>
+      </w:r>
+    </w:p>
+    <w:p>
+      <w:pPr>
+        <w:rPr>
+          <w:b/>
+          <w:bCs/>
+          <w:u w:val="single"/>
+          <w:lang w:val="fr-FR"/>
+        </w:rPr>
+      </w:pPr>
+      <w:r>
+        <w:rPr>
+          <w:b/>
+          <w:bCs/>
+          <w:u w:val="single"/>
+          <w:lang w:val="fr-FR"/>
+        </w:rPr>
+        <w:t>Mardi</w:t>
+      </w:r>
+      <w:r>
+        <w:rPr>
+          <w:b/>
+          <w:bCs/>
+          <w:u w:val="single"/>
+          <w:lang w:val="fr-FR"/>
+        </w:rPr>
+        <w:t xml:space="preserve"> 0</w:t>
+      </w:r>
+      <w:r>
+        <w:rPr>
+          <w:b/>
+          <w:bCs/>
+          <w:u w:val="single"/>
+          <w:lang w:val="fr-FR"/>
+        </w:rPr>
+        <w:t>9</w:t>
+      </w:r>
+      <w:r>
+        <w:rPr>
+          <w:b/>
+          <w:bCs/>
+          <w:u w:val="single"/>
+          <w:lang w:val="fr-FR"/>
+        </w:rPr>
+        <w:t>/09 :</w:t>
+      </w:r>
+    </w:p>
+    <w:p>
+      <w:pPr>
+        <w:rPr>
+          <w:lang w:val="fr-FR"/>
+        </w:rPr>
+      </w:pPr>
+      <w:r>
+        <w:rPr>
+          <w:lang w:val="fr-FR"/>
+        </w:rPr>
+        <w:t>Ce que je vais faire</w:t>
+      </w:r>
+      <w:r>
+        <w:rPr>
+          <w:lang w:val="fr-FR"/>
+        </w:rPr>
+        <w:t> :</w:t>
+      </w:r>
+    </w:p>
+    <w:p>
+      <w:pPr>
+        <w:rPr>
+          <w:lang w:val="fr-FR"/>
+        </w:rPr>
+      </w:pPr>
+      <w:r>
+        <w:rPr>
+          <w:lang w:val="fr-FR"/>
+        </w:rPr>
+        <w:t>Ce que j’ai réalisé :</w:t>
+      </w:r>
+    </w:p>
+    <w:p>
+      <w:pPr>
+        <w:rPr>
+          <w:b/>
+          <w:bCs/>
+          <w:u w:val="single"/>
+          <w:lang w:val="fr-FR"/>
+        </w:rPr>
+      </w:pPr>
+      <w:r>
+        <w:rPr>
+          <w:b/>
+          <w:bCs/>
+          <w:u w:val="single"/>
+          <w:lang w:val="fr-FR"/>
+        </w:rPr>
+        <w:lastRenderedPageBreak/>
+        <w:t>Mercredi</w:t>
+      </w:r>
+      <w:r>
+        <w:rPr>
+          <w:b/>
+          <w:bCs/>
+          <w:u w:val="single"/>
+          <w:lang w:val="fr-FR"/>
+        </w:rPr>
+        <w:t xml:space="preserve"> </w:t>
+      </w:r>
+      <w:r>
+        <w:rPr>
+          <w:b/>
+          <w:bCs/>
+          <w:u w:val="single"/>
+          <w:lang w:val="fr-FR"/>
+        </w:rPr>
+        <w:t>10</w:t>
+      </w:r>
+      <w:r>
+        <w:rPr>
+          <w:b/>
+          <w:bCs/>
+          <w:u w:val="single"/>
+          <w:lang w:val="fr-FR"/>
+        </w:rPr>
+        <w:t>/09 :</w:t>
+      </w:r>
+    </w:p>
+    <w:p>
+      <w:pPr>
+        <w:rPr>
+          <w:lang w:val="fr-FR"/>
+        </w:rPr>
+      </w:pPr>
+      <w:r>
+        <w:rPr>
+          <w:lang w:val="fr-FR"/>
+        </w:rPr>
+        <w:t>Ce que je vais faire</w:t>
+      </w:r>
+      <w:r>
+        <w:rPr>
+          <w:lang w:val="fr-FR"/>
+        </w:rPr>
+        <w:t> :</w:t>
+      </w:r>
+    </w:p>
+    <w:p>
+      <w:pPr>
+        <w:rPr>
+          <w:lang w:val="fr-FR"/>
+        </w:rPr>
+      </w:pPr>
+      <w:r>
+        <w:rPr>
+          <w:lang w:val="fr-FR"/>
+        </w:rPr>
+        <w:t>Ce que j’ai réalisé :</w:t>
+      </w:r>
+    </w:p>
+    <w:p>
+      <w:pPr>
+        <w:rPr>
+          <w:b/>
+          <w:bCs/>
+          <w:u w:val="single"/>
+          <w:lang w:val="fr-FR"/>
+        </w:rPr>
+      </w:pPr>
+      <w:r>
+        <w:rPr>
+          <w:b/>
+          <w:bCs/>
+          <w:u w:val="single"/>
+          <w:lang w:val="fr-FR"/>
+        </w:rPr>
+        <w:t>Jeudi</w:t>
+      </w:r>
+      <w:r>
+        <w:rPr>
+          <w:b/>
+          <w:bCs/>
+          <w:u w:val="single"/>
+          <w:lang w:val="fr-FR"/>
+        </w:rPr>
+        <w:t xml:space="preserve"> </w:t>
+      </w:r>
+      <w:r>
+        <w:rPr>
+          <w:b/>
+          <w:bCs/>
+          <w:u w:val="single"/>
+          <w:lang w:val="fr-FR"/>
+        </w:rPr>
+        <w:t>11</w:t>
+      </w:r>
+      <w:r>
+        <w:rPr>
+          <w:b/>
+          <w:bCs/>
+          <w:u w:val="single"/>
+          <w:lang w:val="fr-FR"/>
+        </w:rPr>
+        <w:t>/09 :</w:t>
+      </w:r>
+    </w:p>
+    <w:p>
+      <w:pPr>
+        <w:rPr>
+          <w:lang w:val="fr-FR"/>
+        </w:rPr>
+      </w:pPr>
+      <w:r>
+        <w:rPr>
+          <w:lang w:val="fr-FR"/>
+        </w:rPr>
+        <w:t>Ce que je vais faire</w:t>
+      </w:r>
+      <w:r>
+        <w:rPr>
+          <w:lang w:val="fr-FR"/>
+        </w:rPr>
+        <w:t> :</w:t>
+      </w:r>
+    </w:p>
+    <w:p>
+      <w:pPr>
+        <w:rPr>
+          <w:lang w:val="fr-FR"/>
+        </w:rPr>
+      </w:pPr>
+      <w:r>
+        <w:rPr>
+          <w:lang w:val="fr-FR"/>
+        </w:rPr>
+        <w:t>Ce que j’ai réalisé :</w:t>
+      </w:r>
+    </w:p>
+    <w:p>
+      <w:pPr>
+        <w:rPr>
+          <w:b/>
+          <w:bCs/>
+          <w:u w:val="single"/>
+          <w:lang w:val="fr-FR"/>
+        </w:rPr>
+      </w:pPr>
+      <w:r>
+        <w:rPr>
+          <w:b/>
+          <w:bCs/>
+          <w:u w:val="single"/>
+          <w:lang w:val="fr-FR"/>
+        </w:rPr>
+        <w:t>Vendredi</w:t>
+      </w:r>
+      <w:r>
+        <w:rPr>
+          <w:b/>
+          <w:bCs/>
+          <w:u w:val="single"/>
+          <w:lang w:val="fr-FR"/>
+        </w:rPr>
+        <w:t xml:space="preserve"> </w:t>
+      </w:r>
+      <w:r>
+        <w:rPr>
+          <w:b/>
+          <w:bCs/>
+          <w:u w:val="single"/>
+          <w:lang w:val="fr-FR"/>
+        </w:rPr>
+        <w:t>12</w:t>
+      </w:r>
+      <w:r>
+        <w:rPr>
+          <w:b/>
+          <w:bCs/>
+          <w:u w:val="single"/>
+          <w:lang w:val="fr-FR"/>
+        </w:rPr>
+        <w:t>/09 :</w:t>
+      </w:r>
+    </w:p>
+    <w:p>
+      <w:pPr>
+        <w:rPr>
+          <w:lang w:val="fr-FR"/>
+        </w:rPr>
+      </w:pPr>
+      <w:r>
+        <w:rPr>
+          <w:lang w:val="fr-FR"/>
+        </w:rPr>
+        <w:t>Ce que je vais faire</w:t>
+      </w:r>
+      <w:r>
+        <w:rPr>
+          <w:lang w:val="fr-FR"/>
+        </w:rPr>
+        <w:t> :</w:t>
+      </w:r>
+    </w:p>
+    <w:p>
+      <w:pPr>
+        <w:rPr>
+          <w:lang w:val="fr-FR"/>
+        </w:rPr>
+      </w:pPr>
+      <w:r>
+        <w:rPr>
+          <w:lang w:val="fr-FR"/>
+        </w:rPr>
+        <w:t>Ce que j’ai réalisé :</w:t>
+      </w:r>
+    </w:p>
+    <w:p>
+      <w:pPr>
+        <w:rPr>
+          <w:b/>
+          <w:bCs/>
+          <w:u w:val="single"/>
+          <w:lang w:val="fr-FR"/>
+        </w:rPr>
+      </w:pPr>
+      <w:r>
+        <w:rPr>
+          <w:b/>
+          <w:bCs/>
+          <w:u w:val="single"/>
+          <w:lang w:val="fr-FR"/>
+        </w:rPr>
+        <w:t>Lundi</w:t>
+      </w:r>
+      <w:r>
+        <w:rPr>
+          <w:b/>
+          <w:bCs/>
+          <w:u w:val="single"/>
+          <w:lang w:val="fr-FR"/>
+        </w:rPr>
+        <w:t xml:space="preserve"> 0</w:t>
+      </w:r>
+      <w:r>
+        <w:rPr>
+          <w:b/>
+          <w:bCs/>
+          <w:u w:val="single"/>
+          <w:lang w:val="fr-FR"/>
+        </w:rPr>
+        <w:t>8</w:t>
+      </w:r>
+      <w:r>
+        <w:rPr>
+          <w:b/>
+          <w:bCs/>
+          <w:u w:val="single"/>
+          <w:lang w:val="fr-FR"/>
+        </w:rPr>
+        <w:t>/09 :</w:t>
+      </w:r>
+    </w:p>
+    <w:p>
+      <w:pPr>
+        <w:rPr>
+          <w:lang w:val="fr-FR"/>
+        </w:rPr>
+      </w:pPr>
+      <w:r>
+        <w:rPr>
+          <w:lang w:val="fr-FR"/>
+        </w:rPr>
+        <w:t>Ce que je vais faire</w:t>
+      </w:r>
+      <w:r>
+        <w:rPr>
+          <w:lang w:val="fr-FR"/>
+        </w:rPr>
+        <w:t> :</w:t>
+      </w:r>
+    </w:p>
+    <w:p>
+      <w:pPr>
+        <w:rPr>
+          <w:lang w:val="fr-FR"/>
+        </w:rPr>
+      </w:pPr>
+      <w:r>
+        <w:rPr>
+          <w:lang w:val="fr-FR"/>
+        </w:rPr>
+        <w:t>Ce que j’ai réalisé :</w:t>
+      </w:r>
+    </w:p>
+    <w:p>
+      <w:pPr>
+        <w:rPr>
+          <w:b/>
+          <w:bCs/>
+          <w:u w:val="single"/>
+          <w:lang w:val="fr-FR"/>
+        </w:rPr>
+      </w:pPr>
+      <w:r>
+        <w:rPr>
+          <w:b/>
+          <w:bCs/>
+          <w:u w:val="single"/>
+          <w:lang w:val="fr-FR"/>
+        </w:rPr>
+        <w:t>Mardi</w:t>
+      </w:r>
+      <w:r>
+        <w:rPr>
+          <w:b/>
+          <w:bCs/>
+          <w:u w:val="single"/>
+          <w:lang w:val="fr-FR"/>
+        </w:rPr>
+        <w:t xml:space="preserve"> 0</w:t>
+      </w:r>
+      <w:r>
+        <w:rPr>
+          <w:b/>
+          <w:bCs/>
+          <w:u w:val="single"/>
+          <w:lang w:val="fr-FR"/>
+        </w:rPr>
+        <w:t>9</w:t>
+      </w:r>
+      <w:r>
+        <w:rPr>
+          <w:b/>
+          <w:bCs/>
+          <w:u w:val="single"/>
+          <w:lang w:val="fr-FR"/>
+        </w:rPr>
+        <w:t>/09 :</w:t>
+      </w:r>
+    </w:p>
+    <w:p>
+      <w:pPr>
+        <w:rPr>
+          <w:lang w:val="fr-FR"/>
+        </w:rPr>
+      </w:pPr>
+      <w:r>
+        <w:rPr>
+          <w:lang w:val="fr-FR"/>
+        </w:rPr>
+        <w:t>Ce que je vais faire</w:t>
+      </w:r>
+      <w:r>
+        <w:rPr>
+          <w:lang w:val="fr-FR"/>
+        </w:rPr>
+        <w:t> :</w:t>
+      </w:r>
+    </w:p>
+    <w:p>
+      <w:pPr>
+        <w:rPr>
+          <w:lang w:val="fr-FR"/>
+        </w:rPr>
+      </w:pPr>
+      <w:r>
+        <w:rPr>
+          <w:lang w:val="fr-FR"/>
+        </w:rPr>
+        <w:t>Ce que j’ai réalisé :</w:t>
+      </w:r>
+    </w:p>
+    <w:p>
+      <w:pPr>
+        <w:rPr>
+          <w:b/>
+          <w:bCs/>
+          <w:u w:val="single"/>
+          <w:lang w:val="fr-FR"/>
+        </w:rPr>
+      </w:pPr>
+      <w:r>
+        <w:rPr>
+          <w:b/>
+          <w:bCs/>
+          <w:u w:val="single"/>
+          <w:lang w:val="fr-FR"/>
+        </w:rPr>
+        <w:t>Mercredi</w:t>
+      </w:r>
+      <w:r>
+        <w:rPr>
+          <w:b/>
+          <w:bCs/>
+          <w:u w:val="single"/>
+          <w:lang w:val="fr-FR"/>
+        </w:rPr>
+        <w:t xml:space="preserve"> </w:t>
+      </w:r>
+      <w:r>
+        <w:rPr>
+          <w:b/>
+          <w:bCs/>
+          <w:u w:val="single"/>
+          <w:lang w:val="fr-FR"/>
+        </w:rPr>
+        <w:t>10</w:t>
+      </w:r>
+      <w:r>
+        <w:rPr>
+          <w:b/>
+          <w:bCs/>
+          <w:u w:val="single"/>
+          <w:lang w:val="fr-FR"/>
+        </w:rPr>
+        <w:t>/09 :</w:t>
+      </w:r>
+    </w:p>
+    <w:p>
+      <w:pPr>
+        <w:rPr>
+          <w:lang w:val="fr-FR"/>
+        </w:rPr>
+      </w:pPr>
+      <w:r>
+        <w:rPr>
+          <w:lang w:val="fr-FR"/>
+        </w:rPr>
+        <w:t>Ce que je vais faire</w:t>
+      </w:r>
+      <w:r>
+        <w:rPr>
+          <w:lang w:val="fr-FR"/>
+        </w:rPr>
+        <w:t> :</w:t>
+      </w:r>
+    </w:p>
+    <w:p>
+      <w:pPr>
+        <w:rPr>
+          <w:lang w:val="fr-FR"/>
+        </w:rPr>
+      </w:pPr>
+      <w:r>
+        <w:rPr>
+          <w:lang w:val="fr-FR"/>
+        </w:rPr>
+        <w:t>Ce que j’ai réalisé :</w:t>
+      </w:r>
+    </w:p>
+    <w:p>
+      <w:pPr>
+        <w:rPr>
+          <w:b/>
+          <w:bCs/>
+          <w:u w:val="single"/>
+          <w:lang w:val="fr-FR"/>
+        </w:rPr>
+      </w:pPr>
+      <w:r>
+        <w:rPr>
+          <w:b/>
+          <w:bCs/>
+          <w:u w:val="single"/>
+          <w:lang w:val="fr-FR"/>
+        </w:rPr>
+        <w:t>Jeudi</w:t>
+      </w:r>
+      <w:r>
+        <w:rPr>
+          <w:b/>
+          <w:bCs/>
+          <w:u w:val="single"/>
+          <w:lang w:val="fr-FR"/>
+        </w:rPr>
+        <w:t xml:space="preserve"> </w:t>
+      </w:r>
+      <w:r>
+        <w:rPr>
+          <w:b/>
+          <w:bCs/>
+          <w:u w:val="single"/>
+          <w:lang w:val="fr-FR"/>
+        </w:rPr>
+        <w:t>11</w:t>
+      </w:r>
+      <w:r>
+        <w:rPr>
+          <w:b/>
+          <w:bCs/>
+          <w:u w:val="single"/>
+          <w:lang w:val="fr-FR"/>
+        </w:rPr>
+        <w:t>/09 :</w:t>
+      </w:r>
+    </w:p>
+    <w:p>
+      <w:pPr>
+        <w:rPr>
+          <w:lang w:val="fr-FR"/>
+        </w:rPr>
+      </w:pPr>
+      <w:r>
+        <w:rPr>
+          <w:lang w:val="fr-FR"/>
+        </w:rPr>
+        <w:t>Ce que je vais faire</w:t>
+      </w:r>
+      <w:r>
+        <w:rPr>
+          <w:lang w:val="fr-FR"/>
+        </w:rPr>
+        <w:t> :</w:t>
+      </w:r>
+    </w:p>
+    <w:p>
+      <w:pPr>
+        <w:rPr>
+          <w:lang w:val="fr-FR"/>
+        </w:rPr>
+      </w:pPr>
+      <w:r>
+        <w:rPr>
+          <w:lang w:val="fr-FR"/>
+        </w:rPr>
+        <w:t>Ce que j’ai réalisé :</w:t>
+      </w:r>
+    </w:p>
+    <w:p>
+      <w:pPr>
+        <w:rPr>
+          <w:b/>
+          <w:bCs/>
+          <w:u w:val="single"/>
+          <w:lang w:val="fr-FR"/>
+        </w:rPr>
+      </w:pPr>
+      <w:r>
+        <w:rPr>
+          <w:b/>
+          <w:bCs/>
+          <w:u w:val="single"/>
+          <w:lang w:val="fr-FR"/>
+        </w:rPr>
+        <w:t>Vendredi</w:t>
+      </w:r>
+      <w:r>
+        <w:rPr>
+          <w:b/>
+          <w:bCs/>
+          <w:u w:val="single"/>
+          <w:lang w:val="fr-FR"/>
+        </w:rPr>
+        <w:t xml:space="preserve"> </w:t>
+      </w:r>
+      <w:r>
+        <w:rPr>
+          <w:b/>
+          <w:bCs/>
+          <w:u w:val="single"/>
+          <w:lang w:val="fr-FR"/>
+        </w:rPr>
+        <w:t>12</w:t>
+      </w:r>
+      <w:r>
+        <w:rPr>
+          <w:b/>
+          <w:bCs/>
+          <w:u w:val="single"/>
+          <w:lang w:val="fr-FR"/>
+        </w:rPr>
+        <w:t>/09 :</w:t>
+      </w:r>
+    </w:p>
+    <w:p>
+      <w:pPr>
+        <w:rPr>
+          <w:lang w:val="fr-FR"/>
+        </w:rPr>
+      </w:pPr>
+      <w:r>
+        <w:rPr>
+          <w:lang w:val="fr-FR"/>
+        </w:rPr>
+        <w:t>Ce que je vais faire</w:t>
+      </w:r>
+      <w:r>
+        <w:rPr>
+          <w:lang w:val="fr-FR"/>
+        </w:rPr>
+        <w:t> :</w:t>
+      </w:r>
+    </w:p>
+    <w:p>
+      <w:pPr>
+        <w:rPr>
+          <w:lang w:val="fr-FR"/>
+        </w:rPr>
+      </w:pPr>
+      <w:r>
+        <w:rPr>
+          <w:lang w:val="fr-FR"/>
+        </w:rPr>
+        <w:t>Ce que j’ai réalisé :</w:t>
+      </w:r>
     </w:p>
     <w:p>
       <w:pPr>
@@ -373,6 +5501,126 @@
     </w:sectPr>
   </w:body>
 </w:document>
+</file>
+
+<file path=word/numbering.xml><?xml version="1.0" encoding="utf-8"?>
+<w:numbering xmlns:wpc="http://schemas.microsoft.com/office/word/2010/wordprocessingCanvas" xmlns:cx="http://schemas.microsoft.com/office/drawing/2014/chartex" xmlns:cx1="http://schemas.microsoft.com/office/drawing/2015/9/8/chartex" xmlns:cx2="http://schemas.microsoft.com/office/drawing/2015/10/21/chartex" xmlns:cx3="http://schemas.microsoft.com/office/drawing/2016/5/9/chartex" xmlns:cx4="http://schemas.microsoft.com/office/drawing/2016/5/10/chartex" xmlns:cx5="http://schemas.microsoft.com/office/drawing/2016/5/11/chartex" xmlns:cx6="http://schemas.microsoft.com/office/drawing/2016/5/12/chartex" xmlns:cx7="http://schemas.microsoft.com/office/drawing/2016/5/13/chartex" xmlns:cx8="http://schemas.microsoft.com/office/drawing/2016/5/14/chartex" xmlns:mc="http://schemas.openxmlformats.org/markup-compatibility/2006" xmlns:aink="http://schemas.microsoft.com/office/drawing/2016/ink" xmlns:am3d="http://schemas.microsoft.com/office/drawing/2017/model3d" xmlns:o="urn:schemas-microsoft-com:office:office" xmlns:oel="http://schemas.microsoft.com/office/2019/extlst" xmlns:r="http://schemas.openxmlformats.org/officeDocument/2006/relationships" xmlns:m="http://schemas.openxmlformats.org/officeDocument/2006/math" xmlns:v="urn:schemas-microsoft-com:vml" xmlns:wp14="http://schemas.microsoft.com/office/word/2010/wordprocessingDrawing" xmlns:wp="http://schemas.openxmlformats.org/drawingml/2006/wordprocessingDrawing" xmlns:w10="urn:schemas-microsoft-com:office:word" xmlns:w="http://schemas.openxmlformats.org/wordprocessingml/2006/main" xmlns:w14="http://schemas.microsoft.com/office/word/2010/wordml" xmlns:w15="http://schemas.microsoft.com/office/word/2012/wordml" xmlns:w16cex="http://schemas.microsoft.com/office/word/2018/wordml/cex" xmlns:w16cid="http://schemas.microsoft.com/office/word/2016/wordml/cid" xmlns:w16="http://schemas.microsoft.com/office/word/2018/wordml" xmlns:w16du="http://schemas.microsoft.com/office/word/2023/wordml/word16du" xmlns:w16sdtdh="http://schemas.microsoft.com/office/word/2020/wordml/sdtdatahash" xmlns:w16sdtfl="http://schemas.microsoft.com/office/word/2024/wordml/sdtformatlock" xmlns:w16se="http://schemas.microsoft.com/office/word/2015/wordml/symex" xmlns:wpg="http://schemas.microsoft.com/office/word/2010/wordprocessingGroup" xmlns:wpi="http://schemas.microsoft.com/office/word/2010/wordprocessingInk" xmlns:wne="http://schemas.microsoft.com/office/word/2006/wordml" xmlns:wps="http://schemas.microsoft.com/office/word/2010/wordprocessingShape" mc:Ignorable="w14 w15 w16se w16cid w16 w16cex w16sdtdh w16sdtfl w16du wp14">
+  <w:abstractNum w:abstractNumId="0" w15:restartNumberingAfterBreak="0">
+    <w:nsid w:val="7AD931F8"/>
+    <w:multiLevelType w:val="hybridMultilevel"/>
+    <w:tmpl w:val="695C453A"/>
+    <w:lvl w:ilvl="0" w:tplc="1E9457B6">
+      <w:numFmt w:val="bullet"/>
+      <w:lvlText w:val="-"/>
+      <w:lvlJc w:val="left"/>
+      <w:pPr>
+        <w:ind w:left="720" w:hanging="360"/>
+      </w:pPr>
+      <w:rPr>
+        <w:rFonts w:ascii="Aptos" w:eastAsiaTheme="minorHAnsi" w:hAnsi="Aptos" w:cstheme="minorBidi" w:hint="default"/>
+      </w:rPr>
+    </w:lvl>
+    <w:lvl w:ilvl="1" w:tplc="040C0003" w:tentative="1">
+      <w:start w:val="1"/>
+      <w:numFmt w:val="bullet"/>
+      <w:lvlText w:val="o"/>
+      <w:lvlJc w:val="left"/>
+      <w:pPr>
+        <w:ind w:left="1440" w:hanging="360"/>
+      </w:pPr>
+      <w:rPr>
+        <w:rFonts w:ascii="Courier New" w:hAnsi="Courier New" w:cs="Courier New" w:hint="default"/>
+      </w:rPr>
+    </w:lvl>
+    <w:lvl w:ilvl="2" w:tplc="040C0005" w:tentative="1">
+      <w:start w:val="1"/>
+      <w:numFmt w:val="bullet"/>
+      <w:lvlText w:val=""/>
+      <w:lvlJc w:val="left"/>
+      <w:pPr>
+        <w:ind w:left="2160" w:hanging="360"/>
+      </w:pPr>
+      <w:rPr>
+        <w:rFonts w:ascii="Wingdings" w:hAnsi="Wingdings" w:hint="default"/>
+      </w:rPr>
+    </w:lvl>
+    <w:lvl w:ilvl="3" w:tplc="040C0001" w:tentative="1">
+      <w:start w:val="1"/>
+      <w:numFmt w:val="bullet"/>
+      <w:lvlText w:val=""/>
+      <w:lvlJc w:val="left"/>
+      <w:pPr>
+        <w:ind w:left="2880" w:hanging="360"/>
+      </w:pPr>
+      <w:rPr>
+        <w:rFonts w:ascii="Symbol" w:hAnsi="Symbol" w:hint="default"/>
+      </w:rPr>
+    </w:lvl>
+    <w:lvl w:ilvl="4" w:tplc="040C0003" w:tentative="1">
+      <w:start w:val="1"/>
+      <w:numFmt w:val="bullet"/>
+      <w:lvlText w:val="o"/>
+      <w:lvlJc w:val="left"/>
+      <w:pPr>
+        <w:ind w:left="3600" w:hanging="360"/>
+      </w:pPr>
+      <w:rPr>
+        <w:rFonts w:ascii="Courier New" w:hAnsi="Courier New" w:cs="Courier New" w:hint="default"/>
+      </w:rPr>
+    </w:lvl>
+    <w:lvl w:ilvl="5" w:tplc="040C0005" w:tentative="1">
+      <w:start w:val="1"/>
+      <w:numFmt w:val="bullet"/>
+      <w:lvlText w:val=""/>
+      <w:lvlJc w:val="left"/>
+      <w:pPr>
+        <w:ind w:left="4320" w:hanging="360"/>
+      </w:pPr>
+      <w:rPr>
+        <w:rFonts w:ascii="Wingdings" w:hAnsi="Wingdings" w:hint="default"/>
+      </w:rPr>
+    </w:lvl>
+    <w:lvl w:ilvl="6" w:tplc="040C0001" w:tentative="1">
+      <w:start w:val="1"/>
+      <w:numFmt w:val="bullet"/>
+      <w:lvlText w:val=""/>
+      <w:lvlJc w:val="left"/>
+      <w:pPr>
+        <w:ind w:left="5040" w:hanging="360"/>
+      </w:pPr>
+      <w:rPr>
+        <w:rFonts w:ascii="Symbol" w:hAnsi="Symbol" w:hint="default"/>
+      </w:rPr>
+    </w:lvl>
+    <w:lvl w:ilvl="7" w:tplc="040C0003" w:tentative="1">
+      <w:start w:val="1"/>
+      <w:numFmt w:val="bullet"/>
+      <w:lvlText w:val="o"/>
+      <w:lvlJc w:val="left"/>
+      <w:pPr>
+        <w:ind w:left="5760" w:hanging="360"/>
+      </w:pPr>
+      <w:rPr>
+        <w:rFonts w:ascii="Courier New" w:hAnsi="Courier New" w:cs="Courier New" w:hint="default"/>
+      </w:rPr>
+    </w:lvl>
+    <w:lvl w:ilvl="8" w:tplc="040C0005" w:tentative="1">
+      <w:start w:val="1"/>
+      <w:numFmt w:val="bullet"/>
+      <w:lvlText w:val=""/>
+      <w:lvlJc w:val="left"/>
+      <w:pPr>
+        <w:ind w:left="6480" w:hanging="360"/>
+      </w:pPr>
+      <w:rPr>
+        <w:rFonts w:ascii="Wingdings" w:hAnsi="Wingdings" w:hint="default"/>
+      </w:rPr>
+    </w:lvl>
+  </w:abstractNum>
+  <w:num w:numId="1" w16cid:durableId="733352964">
+    <w:abstractNumId w:val="0"/>
+  </w:num>
+</w:numbering>
 </file>
 
 <file path=word/styles.xml><?xml version="1.0" encoding="utf-8"?>
